--- a/assets/pku-graduate/v0-manual/clean-template.docx
+++ b/assets/pku-graduate/v0-manual/clean-template.docx
@@ -11097,9 +11097,6 @@
         <w:spacing w:before="156" w:after="156"/>
         <w:ind w:firstLine="480"/>
       </w:pPr>
-      <w:r>
-        <w:t>changelog:</w:t>
-      </w:r>
     </w:p>
     <w:p>
       <w:pPr>
@@ -11107,12 +11104,6 @@
         <w:spacing w:before="156" w:after="156"/>
         <w:ind w:firstLine="480"/>
       </w:pPr>
-      <w:r>
-        <w:t>2021.1.15</w:t>
-      </w:r>
-      <w:r>
-        <w:t>：补充注意事项与细节修改</w:t>
-      </w:r>
     </w:p>
     <w:p>
       <w:pPr>
@@ -11120,12 +11111,6 @@
         <w:spacing w:before="156" w:after="156"/>
         <w:ind w:firstLine="480"/>
       </w:pPr>
-      <w:r>
-        <w:t>2021.1.19</w:t>
-      </w:r>
-      <w:r>
-        <w:t>：完善公式部分说明</w:t>
-      </w:r>
     </w:p>
     <w:p>
       <w:pPr>
@@ -11133,18 +11118,6 @@
         <w:spacing w:before="156" w:after="156"/>
         <w:ind w:firstLine="480"/>
       </w:pPr>
-      <w:r>
-        <w:t>2021.2.24</w:t>
-      </w:r>
-      <w:r>
-        <w:t>：更改表</w:t>
-      </w:r>
-      <w:r>
-        <w:t>2-1</w:t>
-      </w:r>
-      <w:r>
-        <w:t>的域代码，从而修正表格编号在新章节没有重新开始编号的问题</w:t>
-      </w:r>
     </w:p>
     <w:p>
       <w:pPr>
@@ -11152,54 +11125,6 @@
         <w:spacing w:before="156" w:after="156"/>
         <w:ind w:firstLine="480"/>
       </w:pPr>
-      <w:r>
-        <w:rPr>
-          <w:rFonts w:hint="eastAsia"/>
-        </w:rPr>
-        <w:t>2022.3.16</w:t>
-      </w:r>
-      <w:r>
-        <w:rPr>
-          <w:rFonts w:hint="eastAsia"/>
-        </w:rPr>
-        <w:t>：</w:t>
-      </w:r>
-      <w:r>
-        <w:rPr>
-          <w:rFonts w:hint="eastAsia"/>
-        </w:rPr>
-        <w:t>题注的章节与编号之间分隔改为</w:t>
-      </w:r>
-      <w:r>
-        <w:rPr>
-          <w:rFonts w:hint="eastAsia"/>
-        </w:rPr>
-        <w:t>“</w:t>
-      </w:r>
-      <w:r>
-        <w:rPr>
-          <w:rFonts w:hint="eastAsia"/>
-        </w:rPr>
-        <w:t>.</w:t>
-      </w:r>
-      <w:r>
-        <w:rPr>
-          <w:rFonts w:hint="eastAsia"/>
-        </w:rPr>
-        <w:t>”</w:t>
-      </w:r>
-      <w:r>
-        <w:rPr>
-          <w:rFonts w:hint="eastAsia"/>
-        </w:rPr>
-        <w:t>；结尾添加</w:t>
-      </w:r>
-      <w:r>
-        <w:rPr>
-          <w:rFonts w:hint="eastAsia"/>
-        </w:rPr>
-        <w:t>changelog</w:t>
-      </w:r>
     </w:p>
     <w:p>
       <w:pPr>
@@ -11207,176 +11132,8 @@
         <w:spacing w:before="156" w:after="156"/>
         <w:ind w:firstLine="480"/>
       </w:pPr>
-      <w:r>
-        <w:t>2022.4.3</w:t>
-      </w:r>
-      <w:r>
-        <w:rPr>
-          <w:rFonts w:hint="eastAsia"/>
-        </w:rPr>
-        <w:t>：参照</w:t>
-      </w:r>
       <w:proofErr w:type="spellStart"/>
-      <w:r>
-        <w:rPr>
-          <w:rFonts w:hint="eastAsia"/>
-        </w:rPr>
-        <w:t>Aqr</w:t>
-      </w:r>
       <w:proofErr w:type="spellEnd"/>
-      <w:r>
-        <w:rPr>
-          <w:rFonts w:hint="eastAsia"/>
-        </w:rPr>
-        <w:t>的经验重做了章编号，图表及公式的使用得到简化。详见第一章的说明。</w:t>
-      </w:r>
-      <w:r>
-        <w:rPr>
-          <w:rFonts w:hint="eastAsia"/>
-        </w:rPr>
-        <w:t>重排了目录格式。末尾补充了原创性声明和使用授权说明。</w:t>
-      </w:r>
-      <w:r>
-        <w:rPr>
-          <w:rFonts w:hint="eastAsia"/>
-        </w:rPr>
-        <w:t>正文样式修改为</w:t>
-      </w:r>
-      <w:r>
-        <w:rPr>
-          <w:rFonts w:hint="eastAsia"/>
-        </w:rPr>
-        <w:t>1</w:t>
-      </w:r>
-      <w:r>
-        <w:t>.3</w:t>
-      </w:r>
-      <w:r>
-        <w:rPr>
-          <w:rFonts w:hint="eastAsia"/>
-        </w:rPr>
-        <w:t>倍行距</w:t>
-      </w:r>
-      <w:r>
-        <w:rPr>
-          <w:rFonts w:hint="eastAsia"/>
-        </w:rPr>
-        <w:t>，</w:t>
-      </w:r>
-      <w:r>
-        <w:rPr>
-          <w:rFonts w:hint="eastAsia"/>
-        </w:rPr>
-        <w:t>对文内公式和小图片的</w:t>
-      </w:r>
-      <w:r>
-        <w:rPr>
-          <w:rFonts w:hint="eastAsia"/>
-        </w:rPr>
-        <w:t>兼容性好于固定</w:t>
-      </w:r>
-      <w:r>
-        <w:rPr>
-          <w:rFonts w:hint="eastAsia"/>
-        </w:rPr>
-        <w:t>2</w:t>
-      </w:r>
-      <w:r>
-        <w:t>0</w:t>
-      </w:r>
-      <w:r>
-        <w:rPr>
-          <w:rFonts w:hint="eastAsia"/>
-        </w:rPr>
-        <w:t>磅。</w:t>
-      </w:r>
-      <w:r>
-        <w:rPr>
-          <w:rFonts w:hint="eastAsia"/>
-        </w:rPr>
-        <w:t>段前段后</w:t>
-      </w:r>
-      <w:r>
-        <w:rPr>
-          <w:rFonts w:hint="eastAsia"/>
-        </w:rPr>
-        <w:t>增加</w:t>
-      </w:r>
-      <w:r>
-        <w:rPr>
-          <w:rFonts w:hint="eastAsia"/>
-        </w:rPr>
-        <w:t>0</w:t>
-      </w:r>
-      <w:r>
-        <w:t>.5</w:t>
-      </w:r>
-      <w:r>
-        <w:rPr>
-          <w:rFonts w:hint="eastAsia"/>
-        </w:rPr>
-        <w:t>行</w:t>
-      </w:r>
-      <w:r>
-        <w:rPr>
-          <w:rFonts w:hint="eastAsia"/>
-        </w:rPr>
-        <w:t>间距</w:t>
-      </w:r>
-      <w:r>
-        <w:rPr>
-          <w:rFonts w:hint="eastAsia"/>
-        </w:rPr>
-        <w:t>，纯属个人喜好</w:t>
-      </w:r>
-      <w:r>
-        <w:rPr>
-          <w:rFonts w:hint="eastAsia"/>
-        </w:rPr>
-        <w:t>，不喜欢的可以改回来</w:t>
-      </w:r>
-      <w:r>
-        <w:rPr>
-          <w:rFonts w:hint="eastAsia"/>
-        </w:rPr>
-        <w:t>。</w:t>
-      </w:r>
-      <w:r>
-        <w:rPr>
-          <w:rFonts w:hint="eastAsia"/>
-        </w:rPr>
-        <w:t>以及</w:t>
-      </w:r>
-      <w:r>
-        <w:rPr>
-          <w:rFonts w:hint="eastAsia"/>
-        </w:rPr>
-        <w:t>公式居中、</w:t>
-      </w:r>
-      <w:r>
-        <w:rPr>
-          <w:rFonts w:hint="eastAsia"/>
-        </w:rPr>
-        <w:t>脚注等</w:t>
-      </w:r>
-      <w:r>
-        <w:rPr>
-          <w:rFonts w:hint="eastAsia"/>
-        </w:rPr>
-        <w:t>一些</w:t>
-      </w:r>
-      <w:r>
-        <w:rPr>
-          <w:rFonts w:hint="eastAsia"/>
-        </w:rPr>
-        <w:t>格式</w:t>
-      </w:r>
-      <w:r>
-        <w:rPr>
-          <w:rFonts w:hint="eastAsia"/>
-        </w:rPr>
-        <w:t>修正。</w:t>
-      </w:r>
     </w:p>
     <w:p>
       <w:pPr>
@@ -11384,21 +11141,6 @@
         <w:spacing w:before="156" w:after="156"/>
         <w:ind w:firstLine="480"/>
       </w:pPr>
-      <w:r>
-        <w:t>2022.4.5</w:t>
-      </w:r>
-      <w:r>
-        <w:rPr>
-          <w:rFonts w:hint="eastAsia"/>
-        </w:rPr>
-        <w:t>：图表格式优化，增加图表目录。</w:t>
-      </w:r>
-      <w:r>
-        <w:rPr>
-          <w:rFonts w:hint="eastAsia"/>
-        </w:rPr>
-        <w:t>目录重新排版，让太长的题目看起来整齐些。</w:t>
-      </w:r>
     </w:p>
     <w:p>
       <w:pPr>
@@ -11406,21 +11148,6 @@
         <w:spacing w:before="156" w:after="156"/>
         <w:ind w:firstLine="480"/>
       </w:pPr>
-      <w:r>
-        <w:rPr>
-          <w:rFonts w:hint="eastAsia"/>
-        </w:rPr>
-        <w:t>2</w:t>
-      </w:r>
-      <w:r>
-        <w:t>022.4.6</w:t>
-      </w:r>
-      <w:r>
-        <w:rPr>
-          <w:rFonts w:hint="eastAsia"/>
-        </w:rPr>
-        <w:t>：章标题用域实现了自动编号。</w:t>
-      </w:r>
     </w:p>
     <w:p>
       <w:pPr>
@@ -11428,105 +11155,6 @@
         <w:spacing w:before="156" w:after="156"/>
         <w:ind w:firstLine="480"/>
       </w:pPr>
-      <w:r>
-        <w:rPr>
-          <w:rFonts w:hint="eastAsia"/>
-        </w:rPr>
-        <w:t>2</w:t>
-      </w:r>
-      <w:r>
-        <w:t>022.4.7</w:t>
-      </w:r>
-      <w:r>
-        <w:rPr>
-          <w:rFonts w:hint="eastAsia"/>
-        </w:rPr>
-        <w:t>：</w:t>
-      </w:r>
-      <w:r>
-        <w:rPr>
-          <w:rFonts w:hint="eastAsia"/>
-        </w:rPr>
-        <w:t>推翻了之前</w:t>
-      </w:r>
-      <w:r>
-        <w:rPr>
-          <w:rFonts w:hint="eastAsia"/>
-        </w:rPr>
-        <w:t>两种</w:t>
-      </w:r>
-      <w:r>
-        <w:rPr>
-          <w:rFonts w:hint="eastAsia"/>
-        </w:rPr>
-        <w:t>自动编号思路</w:t>
-      </w:r>
-      <w:r>
-        <w:rPr>
-          <w:rFonts w:hint="eastAsia"/>
-        </w:rPr>
-        <w:t>（都太复杂）</w:t>
-      </w:r>
-      <w:r>
-        <w:rPr>
-          <w:rFonts w:hint="eastAsia"/>
-        </w:rPr>
-        <w:t>，</w:t>
-      </w:r>
-      <w:r>
-        <w:rPr>
-          <w:rFonts w:hint="eastAsia"/>
-        </w:rPr>
-        <w:t>不再使用隐藏字体、自定义序列等容易引起误操作的方法，改</w:t>
-      </w:r>
-      <w:r>
-        <w:rPr>
-          <w:rFonts w:hint="eastAsia"/>
-        </w:rPr>
-        <w:t>用域代码实现了章标题与图表公式编号的中英文混编。</w:t>
-      </w:r>
-      <w:r>
-        <w:rPr>
-          <w:rFonts w:hint="eastAsia"/>
-        </w:rPr>
-        <w:t>重新定义了正文前后的</w:t>
-      </w:r>
-      <w:r>
-        <w:rPr>
-          <w:rFonts w:hint="eastAsia"/>
-        </w:rPr>
-        <w:t>摘要、参考文献等</w:t>
-      </w:r>
-      <w:r>
-        <w:rPr>
-          <w:rFonts w:hint="eastAsia"/>
-        </w:rPr>
-        <w:t>标题。</w:t>
-      </w:r>
-      <w:r>
-        <w:rPr>
-          <w:rFonts w:hint="eastAsia"/>
-        </w:rPr>
-        <w:t>目录排版</w:t>
-      </w:r>
-      <w:r>
-        <w:rPr>
-          <w:rFonts w:hint="eastAsia"/>
-        </w:rPr>
-        <w:t>美</w:t>
-      </w:r>
-      <w:r>
-        <w:rPr>
-          <w:rFonts w:hint="eastAsia"/>
-        </w:rPr>
-        <w:t>化。</w:t>
-      </w:r>
-      <w:r>
-        <w:rPr>
-          <w:rFonts w:hint="eastAsia"/>
-        </w:rPr>
-        <w:t>页眉页脚使用链接。</w:t>
-      </w:r>
     </w:p>
     <w:p>
       <w:pPr>
@@ -11534,51 +11162,6 @@
         <w:spacing w:before="156" w:after="156"/>
         <w:ind w:firstLine="480"/>
       </w:pPr>
-      <w:r>
-        <w:rPr>
-          <w:rFonts w:hint="eastAsia"/>
-        </w:rPr>
-        <w:t>2</w:t>
-      </w:r>
-      <w:r>
-        <w:t>022.4.8</w:t>
-      </w:r>
-      <w:r>
-        <w:rPr>
-          <w:rFonts w:hint="eastAsia"/>
-        </w:rPr>
-        <w:t>：发现部分</w:t>
-      </w:r>
-      <w:r>
-        <w:rPr>
-          <w:rFonts w:hint="eastAsia"/>
-        </w:rPr>
-        <w:t>Word</w:t>
-      </w:r>
-      <w:r>
-        <w:rPr>
-          <w:rFonts w:hint="eastAsia"/>
-        </w:rPr>
-        <w:t>版本的兼容性问题，在开头</w:t>
-      </w:r>
-      <w:r>
-        <w:rPr>
-          <w:rFonts w:hint="eastAsia"/>
-        </w:rPr>
-        <w:t>增加了</w:t>
-      </w:r>
-      <w:r>
-        <w:rPr>
-          <w:rFonts w:hint="eastAsia"/>
-        </w:rPr>
-        <w:t>解决方法</w:t>
-      </w:r>
-      <w:r>
-        <w:rPr>
-          <w:rFonts w:hint="eastAsia"/>
-        </w:rPr>
-        <w:t>。</w:t>
-      </w:r>
     </w:p>
     <w:p>
       <w:pPr>
@@ -11586,27 +11169,6 @@
         <w:spacing w:before="156" w:after="156"/>
         <w:ind w:firstLine="480"/>
       </w:pPr>
-      <w:r>
-        <w:rPr>
-          <w:rFonts w:hint="eastAsia"/>
-        </w:rPr>
-        <w:t>2</w:t>
-      </w:r>
-      <w:r>
-        <w:t>022.4.9</w:t>
-      </w:r>
-      <w:r>
-        <w:rPr>
-          <w:rFonts w:hint="eastAsia"/>
-        </w:rPr>
-        <w:t>：重新梳理了样式。</w:t>
-      </w:r>
-      <w:r>
-        <w:rPr>
-          <w:rFonts w:hint="eastAsia"/>
-        </w:rPr>
-        <w:t>补充了自动编号出错的补救方法。</w:t>
-      </w:r>
     </w:p>
     <w:p>
       <w:pPr>
@@ -11614,51 +11176,6 @@
         <w:spacing w:before="156" w:after="156"/>
         <w:ind w:firstLine="480"/>
       </w:pPr>
-      <w:r>
-        <w:rPr>
-          <w:rFonts w:hint="eastAsia"/>
-        </w:rPr>
-        <w:t>2</w:t>
-      </w:r>
-      <w:r>
-        <w:t>022.4.10</w:t>
-      </w:r>
-      <w:r>
-        <w:rPr>
-          <w:rFonts w:hint="eastAsia"/>
-        </w:rPr>
-        <w:t>：</w:t>
-      </w:r>
-      <w:r>
-        <w:rPr>
-          <w:rFonts w:hint="eastAsia"/>
-        </w:rPr>
-        <w:t>修改</w:t>
-      </w:r>
-      <w:r>
-        <w:rPr>
-          <w:rFonts w:hint="eastAsia"/>
-        </w:rPr>
-        <w:t>了表格样式</w:t>
-      </w:r>
-      <w:r>
-        <w:rPr>
-          <w:rFonts w:hint="eastAsia"/>
-        </w:rPr>
-        <w:t>。增加</w:t>
-      </w:r>
-      <w:r>
-        <w:rPr>
-          <w:rFonts w:hint="eastAsia"/>
-        </w:rPr>
-        <w:t>提行引样式。</w:t>
-      </w:r>
-      <w:r>
-        <w:rPr>
-          <w:rFonts w:hint="eastAsia"/>
-        </w:rPr>
-        <w:t>增加横向页面的操作说明。</w:t>
-      </w:r>
     </w:p>
     <w:p>
       <w:pPr>
@@ -11666,21 +11183,6 @@
         <w:spacing w:before="156" w:after="156"/>
         <w:ind w:firstLine="480"/>
       </w:pPr>
-      <w:r>
-        <w:rPr>
-          <w:rFonts w:hint="eastAsia"/>
-        </w:rPr>
-        <w:t>2</w:t>
-      </w:r>
-      <w:r>
-        <w:t>022.4.11</w:t>
-      </w:r>
-      <w:r>
-        <w:rPr>
-          <w:rFonts w:hint="eastAsia"/>
-        </w:rPr>
-        <w:t>：增加了图题、表题的操作说明。</w:t>
-      </w:r>
     </w:p>
     <w:p>
       <w:pPr>
@@ -11688,21 +11190,6 @@
         <w:spacing w:before="156" w:after="156"/>
         <w:ind w:firstLine="480"/>
       </w:pPr>
-      <w:r>
-        <w:rPr>
-          <w:rFonts w:hint="eastAsia"/>
-        </w:rPr>
-        <w:t>2</w:t>
-      </w:r>
-      <w:r>
-        <w:t>022.6.13</w:t>
-      </w:r>
-      <w:r>
-        <w:rPr>
-          <w:rFonts w:hint="eastAsia"/>
-        </w:rPr>
-        <w:t>：细节修改，增加了参考文献示例。</w:t>
-      </w:r>
     </w:p>
     <w:p>
       <w:pPr>
@@ -11712,21 +11199,6 @@
       </w:pPr>
       <w:bookmarkStart w:id="200" w:name="_Toc414886966"/>
       <w:bookmarkStart w:id="201" w:name="_Toc100083173"/>
-      <w:r>
-        <w:rPr>
-          <w:rFonts w:hint="eastAsia"/>
-        </w:rPr>
-        <w:t>2</w:t>
-      </w:r>
-      <w:r>
-        <w:t>023.5.1</w:t>
-      </w:r>
-      <w:r>
-        <w:rPr>
-          <w:rFonts w:hint="eastAsia"/>
-        </w:rPr>
-        <w:t>：增加图表尾注。</w:t>
-      </w:r>
     </w:p>
     <w:p>
       <w:pPr>
@@ -11739,16 +11211,6 @@
           <w:rFonts w:hint="eastAsia"/>
         </w:rPr>
         <w:lastRenderedPageBreak/>
-        <w:t>2</w:t>
-      </w:r>
-      <w:r>
-        <w:t>024.1.1</w:t>
-      </w:r>
-      <w:r>
-        <w:rPr>
-          <w:rFonts w:hint="eastAsia"/>
-        </w:rPr>
-        <w:t>：封面页单独成页。增加表格重复标题行说明。增加“要点”样式。</w:t>
       </w:r>
     </w:p>
     <w:p>
@@ -11757,33 +11219,6 @@
         <w:spacing w:before="156" w:after="156"/>
         <w:ind w:firstLine="480"/>
       </w:pPr>
-      <w:r>
-        <w:rPr>
-          <w:rFonts w:hint="eastAsia"/>
-        </w:rPr>
-        <w:t>2</w:t>
-      </w:r>
-      <w:r>
-        <w:t>024.5.6</w:t>
-      </w:r>
-      <w:r>
-        <w:rPr>
-          <w:rFonts w:hint="eastAsia"/>
-        </w:rPr>
-        <w:t>：增加了保存为</w:t>
-      </w:r>
-      <w:r>
-        <w:rPr>
-          <w:rFonts w:hint="eastAsia"/>
-        </w:rPr>
-        <w:t>PDF</w:t>
-      </w:r>
-      <w:r>
-        <w:rPr>
-          <w:rFonts w:hint="eastAsia"/>
-        </w:rPr>
-        <w:t>的注意事项。</w:t>
-      </w:r>
     </w:p>
     <w:p>
       <w:pPr>
@@ -11791,21 +11226,6 @@
         <w:spacing w:before="156" w:after="156"/>
         <w:ind w:firstLine="480"/>
       </w:pPr>
-      <w:r>
-        <w:rPr>
-          <w:rFonts w:hint="eastAsia"/>
-        </w:rPr>
-        <w:t>2</w:t>
-      </w:r>
-      <w:r>
-        <w:t>024.6.27</w:t>
-      </w:r>
-      <w:r>
-        <w:rPr>
-          <w:rFonts w:hint="eastAsia"/>
-        </w:rPr>
-        <w:t>：更换新版论文封面。</w:t>
-      </w:r>
     </w:p>
     <w:p>
       <w:pPr>
@@ -11813,33 +11233,6 @@
         <w:spacing w:before="156" w:after="156"/>
         <w:ind w:firstLine="480"/>
       </w:pPr>
-      <w:r>
-        <w:rPr>
-          <w:rFonts w:hint="eastAsia"/>
-        </w:rPr>
-        <w:t>2</w:t>
-      </w:r>
-      <w:r>
-        <w:t>024.7.22</w:t>
-      </w:r>
-      <w:r>
-        <w:rPr>
-          <w:rFonts w:hint="eastAsia"/>
-        </w:rPr>
-        <w:t>：</w:t>
-      </w:r>
-      <w:r>
-        <w:rPr>
-          <w:rFonts w:hint="eastAsia"/>
-        </w:rPr>
-        <w:t>样式统一命名。</w:t>
-      </w:r>
-      <w:r>
-        <w:rPr>
-          <w:rFonts w:hint="eastAsia"/>
-        </w:rPr>
-        <w:t>补充章节标题自动编号、续表的操作说明。</w:t>
-      </w:r>
     </w:p>
     <w:p>
       <w:pPr>

--- a/assets/pku-graduate/v0-manual/clean-template.docx
+++ b/assets/pku-graduate/v0-manual/clean-template.docx
@@ -761,55 +761,6 @@
           </w:r>
         </w:sdtContent>
       </w:sdt>
-    </w:p>
-    <w:p>
-      <w:pPr>
-        <w:pStyle w:val="PKU0"/>
-        <w:spacing w:before="163" w:after="163"/>
-        <w:ind w:firstLine="480"/>
-      </w:pPr>
-    </w:p>
-    <w:p>
-      <w:pPr>
-        <w:pStyle w:val="PKU0"/>
-        <w:spacing w:before="163" w:after="163"/>
-        <w:ind w:firstLine="480"/>
-      </w:pPr>
-    </w:p>
-    <w:p>
-      <w:pPr>
-        <w:pStyle w:val="PKU0"/>
-        <w:spacing w:before="163" w:after="163"/>
-        <w:ind w:firstLine="480"/>
-      </w:pPr>
-    </w:p>
-    <w:p>
-      <w:pPr>
-        <w:pStyle w:val="PKU0"/>
-        <w:spacing w:before="163" w:after="163"/>
-        <w:ind w:firstLine="480"/>
-      </w:pPr>
-    </w:p>
-    <w:p>
-      <w:pPr>
-        <w:pStyle w:val="PKU0"/>
-        <w:spacing w:before="163" w:after="163"/>
-        <w:ind w:firstLine="480"/>
-      </w:pPr>
-    </w:p>
-    <w:p>
-      <w:pPr>
-        <w:pStyle w:val="PKU0"/>
-        <w:spacing w:before="163" w:after="163"/>
-        <w:ind w:firstLine="480"/>
-      </w:pPr>
-    </w:p>
-    <w:p>
-      <w:pPr>
-        <w:pStyle w:val="PKU0"/>
-        <w:spacing w:before="163" w:after="163"/>
-        <w:ind w:firstLine="480"/>
-      </w:pPr>
     </w:p>
     <w:p>
       <w:pPr>
@@ -6222,238 +6173,6 @@
     </w:p>
     <w:p>
       <w:pPr>
-        <w:pStyle w:val="PKU0"/>
-        <w:spacing w:before="156" w:after="156"/>
-        <w:ind w:firstLine="480"/>
-      </w:pPr>
-    </w:p>
-    <w:p>
-      <w:pPr>
-        <w:pStyle w:val="PKU"/>
-        <w:spacing w:before="156" w:after="156"/>
-        <w:ind w:firstLine="480"/>
-      </w:pPr>
-    </w:p>
-    <w:p>
-      <w:pPr>
-        <w:pStyle w:val="PKU3"/>
-      </w:pPr>
-    </w:p>
-    <w:p>
-      <w:pPr>
-        <w:pStyle w:val="PKU4"/>
-        <w:spacing w:after="156"/>
-      </w:pPr>
-      <w:bookmarkStart w:id="27" w:name="_Ref100562542"/>
-      <w:bookmarkStart w:id="28" w:name="_Toc187356111"/>
-      <w:bookmarkEnd w:id="27"/>
-      <w:bookmarkEnd w:id="28"/>
-    </w:p>
-    <w:p>
-      <w:pPr>
-        <w:pStyle w:val="PKU"/>
-        <w:spacing w:before="156" w:after="156"/>
-        <w:ind w:firstLine="480"/>
-      </w:pPr>
-    </w:p>
-    <w:p>
-      <w:pPr>
-        <w:pStyle w:val="PKU"/>
-        <w:spacing w:before="156" w:after="156"/>
-        <w:ind w:firstLine="480"/>
-      </w:pPr>
-    </w:p>
-    <w:p>
-      <w:pPr>
-        <w:pStyle w:val="PKU3"/>
-      </w:pPr>
-      <w:r>
-        <w:lastRenderedPageBreak/>
-      </w:r>
-    </w:p>
-    <w:p>
-      <w:pPr>
-        <w:pStyle w:val="PKU4"/>
-        <w:spacing w:after="156"/>
-      </w:pPr>
-      <w:bookmarkStart w:id="29" w:name="_Toc100409291"/>
-      <w:bookmarkStart w:id="30" w:name="_Toc187356112"/>
-      <w:bookmarkEnd w:id="29"/>
-      <w:bookmarkEnd w:id="30"/>
-    </w:p>
-    <w:p>
-      <w:pPr>
-        <w:pStyle w:val="PKU"/>
-        <w:spacing w:before="156" w:after="156"/>
-        <w:ind w:firstLine="480"/>
-      </w:pPr>
-    </w:p>
-    <w:p>
-      <w:pPr>
-        <w:pStyle w:val="2"/>
-      </w:pPr>
-      <w:bookmarkStart w:id="31" w:name="_Ref100265523"/>
-      <w:bookmarkStart w:id="32" w:name="_Toc172543423"/>
-      <w:bookmarkEnd w:id="31"/>
-      <w:bookmarkEnd w:id="32"/>
-    </w:p>
-    <w:p>
-      <w:pPr>
-        <w:pStyle w:val="PKU0"/>
-        <w:spacing w:before="156" w:after="156"/>
-        <w:ind w:firstLine="480"/>
-        <w:rPr>
-          <w:bCs/>
-        </w:rPr>
-      </w:pPr>
-    </w:p>
-    <w:p>
-      <w:pPr>
-        <w:pStyle w:val="PKU3"/>
-      </w:pPr>
-    </w:p>
-    <w:p>
-      <w:pPr>
-        <w:pStyle w:val="PKU4"/>
-        <w:spacing w:after="156"/>
-      </w:pPr>
-      <w:bookmarkStart w:id="33" w:name="_Toc100409292"/>
-      <w:bookmarkStart w:id="34" w:name="_Toc187356113"/>
-      <w:bookmarkEnd w:id="33"/>
-      <w:bookmarkEnd w:id="34"/>
-    </w:p>
-    <w:p>
-      <w:pPr>
-        <w:pStyle w:val="PKU0"/>
-        <w:spacing w:before="156" w:after="156"/>
-        <w:ind w:firstLine="480"/>
-      </w:pPr>
-      <w:r>
-        <w:rPr>
-          <w:rFonts w:hint="eastAsia"/>
-        </w:rPr>
-        <w:lastRenderedPageBreak/>
-      </w:r>
-    </w:p>
-    <w:p>
-      <w:pPr>
-        <w:pStyle w:val="PKU0"/>
-        <w:spacing w:before="156" w:after="156"/>
-        <w:ind w:firstLine="480"/>
-      </w:pPr>
-    </w:p>
-    <w:p>
-      <w:pPr>
-        <w:pStyle w:val="PKU"/>
-        <w:numPr>
-          <w:ilvl w:val="0"/>
-          <w:numId w:val="12"/>
-        </w:numPr>
-        <w:spacing w:before="156" w:after="156"/>
-        <w:ind w:firstLineChars="0"/>
-      </w:pPr>
-    </w:p>
-    <w:p>
-      <w:pPr>
-        <w:pStyle w:val="PKU"/>
-        <w:spacing w:before="156" w:after="156"/>
-        <w:ind w:firstLine="480"/>
-      </w:pPr>
-    </w:p>
-    <w:p>
-      <w:pPr>
-        <w:pStyle w:val="PKU"/>
-        <w:spacing w:before="156" w:after="156"/>
-        <w:ind w:firstLine="480"/>
-      </w:pPr>
-    </w:p>
-    <w:p>
-      <w:pPr>
-        <w:pStyle w:val="PKU"/>
-        <w:spacing w:before="156" w:after="156"/>
-        <w:ind w:firstLine="480"/>
-      </w:pPr>
-      <w:proofErr w:type="spellStart"/>
-      <w:proofErr w:type="spellEnd"/>
-    </w:p>
-    <w:p>
-      <w:pPr>
-        <w:pStyle w:val="PKU3"/>
-      </w:pPr>
-      <w:bookmarkStart w:id="35" w:name="_Ref99919008"/>
-    </w:p>
-    <w:p>
-      <w:pPr>
-        <w:pStyle w:val="PKU4"/>
-        <w:spacing w:after="156"/>
-      </w:pPr>
-      <w:bookmarkStart w:id="36" w:name="_Toc100409293"/>
-      <w:bookmarkStart w:id="37" w:name="_Toc187356114"/>
-      <w:bookmarkEnd w:id="35"/>
-      <w:bookmarkEnd w:id="36"/>
-      <w:bookmarkEnd w:id="37"/>
-    </w:p>
-    <w:p>
-      <w:pPr>
-        <w:pStyle w:val="PKU0"/>
-        <w:spacing w:before="156" w:after="156"/>
-        <w:ind w:firstLine="480"/>
-      </w:pPr>
-    </w:p>
-    <w:p>
-      <w:pPr>
-        <w:pStyle w:val="PKU3"/>
-      </w:pPr>
-    </w:p>
-    <w:p>
-      <w:pPr>
-        <w:pStyle w:val="PKU4"/>
-        <w:spacing w:after="156"/>
-      </w:pPr>
-      <w:bookmarkStart w:id="38" w:name="_Toc100409294"/>
-      <w:bookmarkStart w:id="39" w:name="_Toc187356115"/>
-      <w:bookmarkStart w:id="40" w:name="_Toc100083152"/>
-      <w:bookmarkStart w:id="41" w:name="_Toc100236937"/>
-      <w:bookmarkStart w:id="42" w:name="_Toc100237407"/>
-      <w:bookmarkStart w:id="43" w:name="_Toc100240883"/>
-      <w:bookmarkStart w:id="44" w:name="_Toc100240963"/>
-      <w:bookmarkEnd w:id="38"/>
-      <w:bookmarkEnd w:id="39"/>
-    </w:p>
-    <w:p>
-      <w:pPr>
-        <w:pStyle w:val="PKU0"/>
-        <w:spacing w:before="156" w:after="156"/>
-        <w:ind w:firstLine="480"/>
-      </w:pPr>
-    </w:p>
-    <w:p>
-      <w:pPr>
-        <w:pStyle w:val="2"/>
-      </w:pPr>
-      <w:bookmarkStart w:id="45" w:name="_Toc172543424"/>
-      <w:r>
-        <w:rPr>
-          <w:rFonts w:hint="eastAsia"/>
-        </w:rPr>
-        <w:lastRenderedPageBreak/>
-      </w:r>
-      <w:bookmarkEnd w:id="40"/>
-      <w:bookmarkEnd w:id="41"/>
-      <w:bookmarkEnd w:id="42"/>
-      <w:bookmarkEnd w:id="43"/>
-      <w:bookmarkEnd w:id="44"/>
-      <w:bookmarkEnd w:id="45"/>
-    </w:p>
-    <w:p>
-      <w:pPr>
-        <w:pStyle w:val="PKU0"/>
-        <w:spacing w:before="156" w:after="156"/>
-        <w:ind w:firstLine="480"/>
-      </w:pPr>
-    </w:p>
-    <w:p>
-      <w:pPr>
         <w:pStyle w:val="3"/>
       </w:pPr>
       <w:bookmarkStart w:id="46" w:name="_Toc100083153"/>
@@ -6486,13 +6205,6 @@
     </w:p>
     <w:p>
       <w:pPr>
-        <w:pStyle w:val="PKU0"/>
-        <w:spacing w:before="156" w:after="156"/>
-        <w:ind w:firstLine="480"/>
-      </w:pPr>
-    </w:p>
-    <w:p>
-      <w:pPr>
         <w:pStyle w:val="4"/>
         <w:spacing w:before="312" w:after="312"/>
         <w:ind w:left="720" w:hanging="720"/>
@@ -6515,13 +6227,6 @@
     </w:p>
     <w:p>
       <w:pPr>
-        <w:pStyle w:val="PKU0"/>
-        <w:spacing w:before="156" w:after="156"/>
-        <w:ind w:firstLine="480"/>
-      </w:pPr>
-    </w:p>
-    <w:p>
-      <w:pPr>
         <w:pStyle w:val="PKU"/>
         <w:numPr>
           <w:ilvl w:val="0"/>
@@ -6548,27 +6253,6 @@
     </w:p>
     <w:p>
       <w:pPr>
-        <w:pStyle w:val="PKU0"/>
-        <w:spacing w:before="156" w:after="156"/>
-        <w:ind w:firstLine="480"/>
-      </w:pPr>
-    </w:p>
-    <w:p>
-      <w:pPr>
-        <w:pStyle w:val="PKU"/>
-        <w:spacing w:before="156" w:after="156"/>
-        <w:ind w:firstLine="480"/>
-      </w:pPr>
-    </w:p>
-    <w:p>
-      <w:pPr>
-        <w:pStyle w:val="PKU0"/>
-        <w:spacing w:before="156" w:after="156"/>
-        <w:ind w:firstLine="480"/>
-      </w:pPr>
-    </w:p>
-    <w:p>
-      <w:pPr>
         <w:pStyle w:val="5"/>
         <w:numPr>
           <w:ilvl w:val="4"/>
@@ -6595,54 +6279,6 @@
     </w:p>
     <w:p>
       <w:pPr>
-        <w:pStyle w:val="PKU0"/>
-        <w:spacing w:before="156" w:after="156"/>
-        <w:ind w:firstLine="480"/>
-      </w:pPr>
-    </w:p>
-    <w:p>
-      <w:pPr>
-        <w:pStyle w:val="3"/>
-      </w:pPr>
-      <w:bookmarkStart w:id="52" w:name="_Toc172543426"/>
-      <w:bookmarkEnd w:id="52"/>
-    </w:p>
-    <w:p>
-      <w:pPr>
-        <w:pStyle w:val="PKU0"/>
-        <w:spacing w:before="156" w:after="156"/>
-        <w:ind w:firstLine="480"/>
-      </w:pPr>
-    </w:p>
-    <w:p>
-      <w:pPr>
-        <w:pStyle w:val="3"/>
-      </w:pPr>
-      <w:bookmarkStart w:id="53" w:name="_Toc172543427"/>
-      <w:bookmarkEnd w:id="53"/>
-    </w:p>
-    <w:p>
-      <w:pPr>
-        <w:pStyle w:val="PKU0"/>
-        <w:spacing w:before="156" w:after="156"/>
-        <w:ind w:firstLine="480"/>
-      </w:pPr>
-    </w:p>
-    <w:p>
-      <w:pPr>
-        <w:pStyle w:val="PKU0"/>
-        <w:spacing w:before="156" w:after="156"/>
-        <w:ind w:firstLine="480"/>
-      </w:pPr>
-      <w:r>
-        <w:rPr>
-          <w:rFonts w:hint="eastAsia"/>
-        </w:rPr>
-        <w:lastRenderedPageBreak/>
-      </w:r>
-    </w:p>
-    <w:p>
-      <w:pPr>
         <w:pStyle w:val="PKUf3"/>
       </w:pPr>
       <w:sdt>
@@ -6666,13 +6302,6 @@
         <w:pStyle w:val="PKU0"/>
         <w:spacing w:before="156" w:after="156"/>
         <w:ind w:firstLine="480"/>
-      </w:pPr>
-    </w:p>
-    <w:p>
-      <w:pPr>
-        <w:pStyle w:val="PKU0"/>
-        <w:spacing w:before="156" w:after="156"/>
-        <w:ind w:firstLine="480"/>
         <w:sectPr>
           <w:headerReference w:type="default" r:id="rId30"/>
           <w:footerReference w:type="default" r:id="rId31"/>
@@ -6686,53 +6315,6 @@
           <w:cols w:space="425"/>
           <w:docGrid w:type="lines" w:linePitch="312"/>
         </w:sectPr>
-      </w:pPr>
-    </w:p>
-    <w:p>
-      <w:pPr>
-        <w:pStyle w:val="1"/>
-      </w:pPr>
-      <w:bookmarkStart w:id="54" w:name="_Toc100083155"/>
-      <w:bookmarkStart w:id="55" w:name="_Toc100236940"/>
-      <w:bookmarkStart w:id="56" w:name="_Toc100237410"/>
-      <w:bookmarkStart w:id="57" w:name="_Toc100240886"/>
-      <w:bookmarkStart w:id="58" w:name="_Toc100240966"/>
-      <w:bookmarkStart w:id="59" w:name="_Toc172543428"/>
-      <w:r>
-        <w:rPr>
-          <w:rFonts w:hint="eastAsia"/>
-        </w:rPr>
-        <w:lastRenderedPageBreak/>
-      </w:r>
-      <w:bookmarkEnd w:id="54"/>
-      <w:bookmarkEnd w:id="55"/>
-      <w:bookmarkEnd w:id="56"/>
-      <w:bookmarkEnd w:id="57"/>
-      <w:bookmarkEnd w:id="58"/>
-      <w:bookmarkEnd w:id="59"/>
-    </w:p>
-    <w:p>
-      <w:pPr>
-        <w:pStyle w:val="2"/>
-      </w:pPr>
-      <w:bookmarkStart w:id="60" w:name="_Toc100083156"/>
-      <w:bookmarkStart w:id="61" w:name="_Toc100236941"/>
-      <w:bookmarkStart w:id="62" w:name="_Toc100237411"/>
-      <w:bookmarkStart w:id="63" w:name="_Toc100240887"/>
-      <w:bookmarkStart w:id="64" w:name="_Toc100240967"/>
-      <w:bookmarkStart w:id="65" w:name="_Toc172543429"/>
-      <w:bookmarkEnd w:id="60"/>
-      <w:bookmarkEnd w:id="61"/>
-      <w:bookmarkEnd w:id="62"/>
-      <w:bookmarkEnd w:id="63"/>
-      <w:bookmarkEnd w:id="64"/>
-      <w:bookmarkEnd w:id="65"/>
-    </w:p>
-    <w:p>
-      <w:pPr>
-        <w:pStyle w:val="PKU0"/>
-        <w:spacing w:before="156" w:after="156"/>
-        <w:ind w:firstLine="480"/>
       </w:pPr>
     </w:p>
     <w:sdt>
@@ -6928,65 +6510,6 @@
         </w:p>
       </w:sdtContent>
     </w:sdt>
-    <w:p>
-      <w:pPr>
-        <w:pStyle w:val="PKU0"/>
-        <w:spacing w:before="156" w:after="156"/>
-        <w:ind w:firstLine="480"/>
-      </w:pPr>
-    </w:p>
-    <w:p>
-      <w:pPr>
-        <w:pStyle w:val="PKU0"/>
-        <w:spacing w:before="156" w:after="156"/>
-        <w:ind w:firstLine="480"/>
-      </w:pPr>
-    </w:p>
-    <w:p>
-      <w:pPr>
-        <w:pStyle w:val="PKU3"/>
-      </w:pPr>
-    </w:p>
-    <w:p>
-      <w:pPr>
-        <w:pStyle w:val="PKU4"/>
-        <w:spacing w:after="156"/>
-      </w:pPr>
-      <w:bookmarkStart w:id="69" w:name="_Toc100409296"/>
-      <w:bookmarkStart w:id="70" w:name="_Toc187356117"/>
-      <w:bookmarkStart w:id="71" w:name="_Toc100083157"/>
-      <w:bookmarkStart w:id="72" w:name="_Toc100236942"/>
-      <w:bookmarkStart w:id="73" w:name="_Toc100237412"/>
-      <w:bookmarkStart w:id="74" w:name="_Toc100240888"/>
-      <w:bookmarkStart w:id="75" w:name="_Toc100240968"/>
-      <w:bookmarkEnd w:id="69"/>
-      <w:bookmarkEnd w:id="70"/>
-    </w:p>
-    <w:p>
-      <w:pPr>
-        <w:pStyle w:val="2"/>
-      </w:pPr>
-      <w:bookmarkStart w:id="76" w:name="_Toc172543430"/>
-      <w:r>
-        <w:rPr>
-          <w:rFonts w:hint="eastAsia"/>
-        </w:rPr>
-        <w:lastRenderedPageBreak/>
-      </w:r>
-      <w:bookmarkEnd w:id="71"/>
-      <w:bookmarkEnd w:id="72"/>
-      <w:bookmarkEnd w:id="73"/>
-      <w:bookmarkEnd w:id="74"/>
-      <w:bookmarkEnd w:id="75"/>
-      <w:bookmarkEnd w:id="76"/>
-    </w:p>
-    <w:p>
-      <w:pPr>
-        <w:pStyle w:val="PKU0"/>
-        <w:spacing w:before="156" w:after="156"/>
-        <w:ind w:firstLine="480"/>
-      </w:pPr>
-    </w:p>
     <w:sdt>
       <w:sdtPr>
         <w:alias w:val="equation"/>
@@ -7236,156 +6759,6 @@
         </w:tbl>
       </w:sdtContent>
     </w:sdt>
-    <w:p>
-      <w:pPr>
-        <w:pStyle w:val="PKU0"/>
-        <w:spacing w:before="156" w:after="156"/>
-        <w:ind w:firstLine="480"/>
-      </w:pPr>
-    </w:p>
-    <w:p>
-      <w:pPr>
-        <w:pStyle w:val="PKU3"/>
-      </w:pPr>
-    </w:p>
-    <w:p>
-      <w:pPr>
-        <w:pStyle w:val="PKU4"/>
-        <w:spacing w:after="156"/>
-      </w:pPr>
-      <w:bookmarkStart w:id="79" w:name="_Toc100409297"/>
-      <w:bookmarkStart w:id="80" w:name="_Toc187356118"/>
-      <w:bookmarkEnd w:id="79"/>
-      <w:bookmarkEnd w:id="80"/>
-    </w:p>
-    <w:p>
-      <w:pPr>
-        <w:pStyle w:val="PKU0"/>
-        <w:spacing w:before="156" w:after="156"/>
-        <w:ind w:firstLine="480"/>
-      </w:pPr>
-    </w:p>
-    <w:tbl>
-      <w:tblPr>
-        <w:tblW w:w="5000" w:type="pct"/>
-        <w:jc w:val="center"/>
-        <w:tblCellMar>
-          <w:left w:w="0" w:type="dxa"/>
-          <w:right w:w="0" w:type="dxa"/>
-        </w:tblCellMar>
-        <w:tblLook w:val="04A0" w:firstRow="1" w:lastRow="0" w:firstColumn="1" w:lastColumn="0" w:noHBand="0" w:noVBand="1"/>
-      </w:tblPr>
-      <w:tblGrid>
-        <w:gridCol w:w="566"/>
-        <w:gridCol w:w="7826"/>
-        <w:gridCol w:w="566"/>
-      </w:tblGrid>
-      <w:tr>
-        <w:trPr>
-          <w:jc w:val="center"/>
-        </w:trPr>
-        <w:tc>
-          <w:tcPr>
-            <w:tcW w:w="316" w:type="pct"/>
-            <w:vAlign w:val="center"/>
-          </w:tcPr>
-          <w:p>
-            <w:pPr>
-              <w:pStyle w:val="PKU5"/>
-              <w:rPr>
-                <w:cs/>
-                <w:lang w:bidi="en-US"/>
-              </w:rPr>
-            </w:pPr>
-          </w:p>
-        </w:tc>
-        <w:tc>
-          <w:tcPr>
-            <w:tcW w:w="4368" w:type="pct"/>
-            <w:vAlign w:val="center"/>
-          </w:tcPr>
-          <w:p>
-            <w:pPr>
-              <w:pStyle w:val="PKU5"/>
-            </w:pPr>
-          </w:p>
-        </w:tc>
-        <w:tc>
-          <w:tcPr>
-            <w:tcW w:w="316" w:type="pct"/>
-            <w:vAlign w:val="center"/>
-          </w:tcPr>
-          <w:tbl>
-            <w:tblPr>
-              <w:tblW w:w="5000" w:type="pct"/>
-              <w:jc w:val="center"/>
-              <w:tblCellMar>
-                <w:left w:w="0" w:type="dxa"/>
-                <w:right w:w="0" w:type="dxa"/>
-              </w:tblCellMar>
-              <w:tblLook w:val="04A0" w:firstRow="1" w:lastRow="0" w:firstColumn="1" w:lastColumn="0" w:noHBand="0" w:noVBand="1"/>
-            </w:tblPr>
-            <w:tblGrid>
-              <w:gridCol w:w="566"/>
-            </w:tblGrid>
-            <w:tr>
-              <w:trPr>
-                <w:jc w:val="center"/>
-              </w:trPr>
-              <w:tc>
-                <w:tcPr>
-                  <w:tcW w:w="317" w:type="pct"/>
-                  <w:vAlign w:val="center"/>
-                </w:tcPr>
-                <w:p>
-                  <w:pPr>
-                    <w:pStyle w:val="PKUe"/>
-                  </w:pPr>
-                  <w:bookmarkStart w:id="81" w:name="_Ref100225498"/>
-                  <w:bookmarkEnd w:id="81"/>
-                </w:p>
-              </w:tc>
-            </w:tr>
-          </w:tbl>
-          <w:p>
-            <w:pPr>
-              <w:pStyle w:val="PKUe"/>
-            </w:pPr>
-          </w:p>
-        </w:tc>
-      </w:tr>
-    </w:tbl>
-    <w:p>
-      <w:pPr>
-        <w:pStyle w:val="PKU0"/>
-        <w:spacing w:before="156" w:after="156"/>
-        <w:ind w:firstLine="480"/>
-      </w:pPr>
-      <w:bookmarkStart w:id="82" w:name="_Toc100083158"/>
-    </w:p>
-    <w:p>
-      <w:pPr>
-        <w:pStyle w:val="2"/>
-      </w:pPr>
-      <w:bookmarkStart w:id="83" w:name="_Toc100236943"/>
-      <w:bookmarkStart w:id="84" w:name="_Toc100237413"/>
-      <w:bookmarkStart w:id="85" w:name="_Toc100240889"/>
-      <w:bookmarkStart w:id="86" w:name="_Toc100240969"/>
-      <w:bookmarkStart w:id="87" w:name="_Toc172543431"/>
-      <w:bookmarkEnd w:id="82"/>
-      <w:bookmarkEnd w:id="83"/>
-      <w:bookmarkEnd w:id="84"/>
-      <w:bookmarkEnd w:id="85"/>
-      <w:bookmarkEnd w:id="86"/>
-      <w:bookmarkEnd w:id="87"/>
-    </w:p>
-    <w:p>
-      <w:pPr>
-        <w:pStyle w:val="PKU0"/>
-        <w:spacing w:before="156" w:after="156"/>
-        <w:ind w:firstLine="480"/>
-      </w:pPr>
-    </w:p>
     <w:sdt>
       <w:sdtPr>
         <w:alias w:val="table_caption"/>
@@ -8213,920 +7586,10 @@
     </w:sdt>
     <w:p>
       <w:pPr>
-        <w:pStyle w:val="PKU0"/>
-        <w:spacing w:before="156" w:after="156"/>
-        <w:ind w:firstLine="480"/>
-      </w:pPr>
-      <w:bookmarkStart w:id="91" w:name="_Ref100224755"/>
-      <w:bookmarkStart w:id="92" w:name="_Toc100407633"/>
-    </w:p>
-    <w:p>
-      <w:pPr>
-        <w:pStyle w:val="PKU3"/>
-      </w:pPr>
-    </w:p>
-    <w:p>
-      <w:pPr>
-        <w:pStyle w:val="PKU4"/>
-        <w:spacing w:after="156"/>
-      </w:pPr>
-      <w:bookmarkStart w:id="93" w:name="_Ref172543470"/>
-      <w:bookmarkStart w:id="94" w:name="_Toc187356119"/>
-      <w:bookmarkEnd w:id="93"/>
-      <w:bookmarkEnd w:id="94"/>
-    </w:p>
-    <w:p>
-      <w:pPr>
-        <w:pStyle w:val="PKU0"/>
-        <w:spacing w:before="156" w:after="156"/>
-        <w:ind w:firstLine="480"/>
-      </w:pPr>
-    </w:p>
-    <w:p>
-      <w:pPr>
-        <w:pStyle w:val="PKUb"/>
-        <w:spacing w:before="156"/>
-      </w:pPr>
-      <w:bookmarkStart w:id="95" w:name="_Toc187356126"/>
-      <w:bookmarkEnd w:id="91"/>
-      <w:bookmarkEnd w:id="92"/>
-      <w:bookmarkEnd w:id="95"/>
-    </w:p>
-    <w:tbl>
-      <w:tblPr>
-        <w:tblW w:w="5000" w:type="pct"/>
-        <w:jc w:val="center"/>
-        <w:tblBorders>
-          <w:top w:val="single" w:sz="4" w:space="0" w:color="auto"/>
-          <w:bottom w:val="single" w:sz="4" w:space="0" w:color="auto"/>
-        </w:tblBorders>
-        <w:tblLook w:val="04A0" w:firstRow="1" w:lastRow="0" w:firstColumn="1" w:lastColumn="0" w:noHBand="0" w:noVBand="1"/>
-      </w:tblPr>
-      <w:tblGrid>
-        <w:gridCol w:w="458"/>
-        <w:gridCol w:w="621"/>
-        <w:gridCol w:w="621"/>
-        <w:gridCol w:w="935"/>
-        <w:gridCol w:w="636"/>
-        <w:gridCol w:w="652"/>
-        <w:gridCol w:w="601"/>
-        <w:gridCol w:w="935"/>
-        <w:gridCol w:w="638"/>
-        <w:gridCol w:w="676"/>
-        <w:gridCol w:w="601"/>
-        <w:gridCol w:w="948"/>
-        <w:gridCol w:w="636"/>
-      </w:tblGrid>
-      <w:tr>
-        <w:trPr>
-          <w:trHeight w:val="244"/>
-          <w:jc w:val="center"/>
-        </w:trPr>
-        <w:tc>
-          <w:tcPr>
-            <w:tcW w:w="258" w:type="pct"/>
-            <w:vMerge w:val="restart"/>
-            <w:tcBorders>
-              <w:top w:val="single" w:sz="12" w:space="0" w:color="auto"/>
-              <w:right w:val="single" w:sz="4" w:space="0" w:color="auto"/>
-            </w:tcBorders>
-            <w:shd w:val="clear" w:color="auto" w:fill="auto"/>
-            <w:noWrap/>
-            <w:vAlign w:val="center"/>
-            <w:hideMark/>
-          </w:tcPr>
-          <w:p>
-            <w:pPr>
-              <w:pStyle w:val="PKU2"/>
-            </w:pPr>
-          </w:p>
-        </w:tc>
-        <w:tc>
-          <w:tcPr>
-            <w:tcW w:w="1573" w:type="pct"/>
-            <w:gridSpan w:val="4"/>
-            <w:tcBorders>
-              <w:top w:val="single" w:sz="12" w:space="0" w:color="auto"/>
-              <w:left w:val="single" w:sz="4" w:space="0" w:color="auto"/>
-              <w:bottom w:val="single" w:sz="6" w:space="0" w:color="auto"/>
-              <w:right w:val="single" w:sz="4" w:space="0" w:color="auto"/>
-            </w:tcBorders>
-            <w:shd w:val="clear" w:color="auto" w:fill="auto"/>
-            <w:noWrap/>
-            <w:vAlign w:val="center"/>
-            <w:hideMark/>
-          </w:tcPr>
-          <w:p>
-            <w:pPr>
-              <w:pStyle w:val="PKU1"/>
-            </w:pPr>
-            <w:proofErr w:type="spellStart"/>
-            <w:proofErr w:type="spellEnd"/>
-          </w:p>
-        </w:tc>
-        <w:tc>
-          <w:tcPr>
-            <w:tcW w:w="1578" w:type="pct"/>
-            <w:gridSpan w:val="4"/>
-            <w:tcBorders>
-              <w:top w:val="single" w:sz="12" w:space="0" w:color="auto"/>
-              <w:left w:val="single" w:sz="4" w:space="0" w:color="auto"/>
-              <w:bottom w:val="single" w:sz="6" w:space="0" w:color="auto"/>
-              <w:right w:val="single" w:sz="4" w:space="0" w:color="auto"/>
-            </w:tcBorders>
-            <w:vAlign w:val="center"/>
-          </w:tcPr>
-          <w:p>
-            <w:pPr>
-              <w:pStyle w:val="PKU1"/>
-            </w:pPr>
-            <w:proofErr w:type="spellStart"/>
-            <w:proofErr w:type="spellEnd"/>
-          </w:p>
-        </w:tc>
-        <w:tc>
-          <w:tcPr>
-            <w:tcW w:w="1591" w:type="pct"/>
-            <w:gridSpan w:val="4"/>
-            <w:tcBorders>
-              <w:top w:val="single" w:sz="12" w:space="0" w:color="auto"/>
-              <w:left w:val="single" w:sz="4" w:space="0" w:color="auto"/>
-              <w:bottom w:val="single" w:sz="6" w:space="0" w:color="auto"/>
-            </w:tcBorders>
-            <w:shd w:val="clear" w:color="auto" w:fill="auto"/>
-            <w:noWrap/>
-            <w:vAlign w:val="center"/>
-            <w:hideMark/>
-          </w:tcPr>
-          <w:p>
-            <w:pPr>
-              <w:pStyle w:val="PKU1"/>
-            </w:pPr>
-            <w:proofErr w:type="spellStart"/>
-            <w:proofErr w:type="spellEnd"/>
-          </w:p>
-        </w:tc>
-      </w:tr>
-      <w:tr>
-        <w:trPr>
-          <w:trHeight w:val="244"/>
-          <w:jc w:val="center"/>
-        </w:trPr>
-        <w:tc>
-          <w:tcPr>
-            <w:tcW w:w="258" w:type="pct"/>
-            <w:vMerge/>
-            <w:tcBorders>
-              <w:bottom w:val="single" w:sz="6" w:space="0" w:color="auto"/>
-              <w:right w:val="single" w:sz="4" w:space="0" w:color="auto"/>
-            </w:tcBorders>
-            <w:shd w:val="clear" w:color="auto" w:fill="auto"/>
-            <w:noWrap/>
-            <w:vAlign w:val="center"/>
-            <w:hideMark/>
-          </w:tcPr>
-          <w:p>
-            <w:pPr>
-              <w:pStyle w:val="PKU2"/>
-            </w:pPr>
-          </w:p>
-        </w:tc>
-        <w:tc>
-          <w:tcPr>
-            <w:tcW w:w="349" w:type="pct"/>
-            <w:tcBorders>
-              <w:top w:val="single" w:sz="6" w:space="0" w:color="auto"/>
-              <w:left w:val="single" w:sz="4" w:space="0" w:color="auto"/>
-              <w:bottom w:val="single" w:sz="6" w:space="0" w:color="auto"/>
-              <w:right w:val="nil"/>
-            </w:tcBorders>
-            <w:shd w:val="clear" w:color="auto" w:fill="auto"/>
-            <w:noWrap/>
-            <w:vAlign w:val="center"/>
-            <w:hideMark/>
-          </w:tcPr>
-          <w:p>
-            <w:pPr>
-              <w:pStyle w:val="PKU2"/>
-            </w:pPr>
-          </w:p>
-        </w:tc>
-        <w:tc>
-          <w:tcPr>
-            <w:tcW w:w="349" w:type="pct"/>
-            <w:tcBorders>
-              <w:top w:val="single" w:sz="6" w:space="0" w:color="auto"/>
-              <w:left w:val="nil"/>
-              <w:bottom w:val="single" w:sz="6" w:space="0" w:color="auto"/>
-              <w:right w:val="nil"/>
-            </w:tcBorders>
-            <w:vAlign w:val="center"/>
-          </w:tcPr>
-          <w:p>
-            <w:pPr>
-              <w:pStyle w:val="PKU2"/>
-            </w:pPr>
-          </w:p>
-        </w:tc>
-        <w:tc>
-          <w:tcPr>
-            <w:tcW w:w="524" w:type="pct"/>
-            <w:tcBorders>
-              <w:top w:val="single" w:sz="6" w:space="0" w:color="auto"/>
-              <w:left w:val="nil"/>
-              <w:bottom w:val="single" w:sz="6" w:space="0" w:color="auto"/>
-              <w:right w:val="nil"/>
-            </w:tcBorders>
-            <w:vAlign w:val="center"/>
-          </w:tcPr>
-          <w:p>
-            <w:pPr>
-              <w:pStyle w:val="PKU2"/>
-            </w:pPr>
-          </w:p>
-        </w:tc>
-        <w:tc>
-          <w:tcPr>
-            <w:tcW w:w="352" w:type="pct"/>
-            <w:tcBorders>
-              <w:top w:val="single" w:sz="6" w:space="0" w:color="auto"/>
-              <w:left w:val="nil"/>
-              <w:bottom w:val="single" w:sz="6" w:space="0" w:color="auto"/>
-              <w:right w:val="single" w:sz="4" w:space="0" w:color="auto"/>
-            </w:tcBorders>
-            <w:vAlign w:val="center"/>
-          </w:tcPr>
-          <w:p>
-            <w:pPr>
-              <w:pStyle w:val="PKU2"/>
-            </w:pPr>
-          </w:p>
-        </w:tc>
-        <w:tc>
-          <w:tcPr>
-            <w:tcW w:w="366" w:type="pct"/>
-            <w:tcBorders>
-              <w:top w:val="single" w:sz="6" w:space="0" w:color="auto"/>
-              <w:left w:val="single" w:sz="4" w:space="0" w:color="auto"/>
-              <w:bottom w:val="single" w:sz="6" w:space="0" w:color="auto"/>
-              <w:right w:val="nil"/>
-            </w:tcBorders>
-            <w:vAlign w:val="center"/>
-          </w:tcPr>
-          <w:p>
-            <w:pPr>
-              <w:pStyle w:val="PKU2"/>
-            </w:pPr>
-          </w:p>
-        </w:tc>
-        <w:tc>
-          <w:tcPr>
-            <w:tcW w:w="331" w:type="pct"/>
-            <w:tcBorders>
-              <w:top w:val="single" w:sz="6" w:space="0" w:color="auto"/>
-              <w:left w:val="nil"/>
-              <w:bottom w:val="single" w:sz="6" w:space="0" w:color="auto"/>
-              <w:right w:val="nil"/>
-            </w:tcBorders>
-            <w:vAlign w:val="center"/>
-          </w:tcPr>
-          <w:p>
-            <w:pPr>
-              <w:pStyle w:val="PKU2"/>
-            </w:pPr>
-          </w:p>
-        </w:tc>
-        <w:tc>
-          <w:tcPr>
-            <w:tcW w:w="524" w:type="pct"/>
-            <w:tcBorders>
-              <w:top w:val="single" w:sz="6" w:space="0" w:color="auto"/>
-              <w:left w:val="nil"/>
-              <w:bottom w:val="single" w:sz="6" w:space="0" w:color="auto"/>
-              <w:right w:val="nil"/>
-            </w:tcBorders>
-            <w:shd w:val="clear" w:color="auto" w:fill="auto"/>
-            <w:noWrap/>
-            <w:vAlign w:val="center"/>
-            <w:hideMark/>
-          </w:tcPr>
-          <w:p>
-            <w:pPr>
-              <w:pStyle w:val="PKU2"/>
-            </w:pPr>
-          </w:p>
-        </w:tc>
-        <w:tc>
-          <w:tcPr>
-            <w:tcW w:w="358" w:type="pct"/>
-            <w:tcBorders>
-              <w:top w:val="single" w:sz="6" w:space="0" w:color="auto"/>
-              <w:left w:val="nil"/>
-              <w:bottom w:val="single" w:sz="6" w:space="0" w:color="auto"/>
-              <w:right w:val="single" w:sz="4" w:space="0" w:color="auto"/>
-            </w:tcBorders>
-            <w:shd w:val="clear" w:color="auto" w:fill="auto"/>
-            <w:noWrap/>
-            <w:vAlign w:val="center"/>
-            <w:hideMark/>
-          </w:tcPr>
-          <w:p>
-            <w:pPr>
-              <w:pStyle w:val="PKU2"/>
-            </w:pPr>
-          </w:p>
-        </w:tc>
-        <w:tc>
-          <w:tcPr>
-            <w:tcW w:w="379" w:type="pct"/>
-            <w:tcBorders>
-              <w:top w:val="single" w:sz="6" w:space="0" w:color="auto"/>
-              <w:left w:val="single" w:sz="4" w:space="0" w:color="auto"/>
-              <w:bottom w:val="single" w:sz="6" w:space="0" w:color="auto"/>
-              <w:right w:val="nil"/>
-            </w:tcBorders>
-            <w:shd w:val="clear" w:color="auto" w:fill="auto"/>
-            <w:noWrap/>
-            <w:vAlign w:val="center"/>
-            <w:hideMark/>
-          </w:tcPr>
-          <w:p>
-            <w:pPr>
-              <w:pStyle w:val="PKU2"/>
-            </w:pPr>
-          </w:p>
-        </w:tc>
-        <w:tc>
-          <w:tcPr>
-            <w:tcW w:w="335" w:type="pct"/>
-            <w:tcBorders>
-              <w:top w:val="single" w:sz="6" w:space="0" w:color="auto"/>
-              <w:left w:val="nil"/>
-              <w:bottom w:val="single" w:sz="6" w:space="0" w:color="auto"/>
-              <w:right w:val="nil"/>
-            </w:tcBorders>
-            <w:shd w:val="clear" w:color="auto" w:fill="auto"/>
-            <w:noWrap/>
-            <w:vAlign w:val="center"/>
-            <w:hideMark/>
-          </w:tcPr>
-          <w:p>
-            <w:pPr>
-              <w:pStyle w:val="PKU2"/>
-            </w:pPr>
-          </w:p>
-        </w:tc>
-        <w:tc>
-          <w:tcPr>
-            <w:tcW w:w="531" w:type="pct"/>
-            <w:tcBorders>
-              <w:top w:val="single" w:sz="6" w:space="0" w:color="auto"/>
-              <w:left w:val="nil"/>
-              <w:bottom w:val="single" w:sz="6" w:space="0" w:color="auto"/>
-              <w:right w:val="nil"/>
-            </w:tcBorders>
-            <w:shd w:val="clear" w:color="auto" w:fill="auto"/>
-            <w:noWrap/>
-            <w:vAlign w:val="center"/>
-            <w:hideMark/>
-          </w:tcPr>
-          <w:p>
-            <w:pPr>
-              <w:pStyle w:val="PKU2"/>
-            </w:pPr>
-          </w:p>
-        </w:tc>
-        <w:tc>
-          <w:tcPr>
-            <w:tcW w:w="346" w:type="pct"/>
-            <w:tcBorders>
-              <w:top w:val="single" w:sz="6" w:space="0" w:color="auto"/>
-              <w:left w:val="nil"/>
-              <w:bottom w:val="single" w:sz="6" w:space="0" w:color="auto"/>
-            </w:tcBorders>
-            <w:shd w:val="clear" w:color="auto" w:fill="auto"/>
-            <w:noWrap/>
-            <w:vAlign w:val="center"/>
-            <w:hideMark/>
-          </w:tcPr>
-          <w:p>
-            <w:pPr>
-              <w:pStyle w:val="PKU2"/>
-            </w:pPr>
-          </w:p>
-        </w:tc>
-      </w:tr>
-      <w:tr>
-        <w:trPr>
-          <w:trHeight w:val="244"/>
-          <w:jc w:val="center"/>
-        </w:trPr>
-        <w:tc>
-          <w:tcPr>
-            <w:tcW w:w="258" w:type="pct"/>
-            <w:tcBorders>
-              <w:top w:val="single" w:sz="6" w:space="0" w:color="auto"/>
-              <w:bottom w:val="nil"/>
-              <w:right w:val="single" w:sz="4" w:space="0" w:color="auto"/>
-            </w:tcBorders>
-            <w:shd w:val="clear" w:color="auto" w:fill="auto"/>
-            <w:noWrap/>
-            <w:vAlign w:val="center"/>
-            <w:hideMark/>
-          </w:tcPr>
-          <w:p>
-            <w:pPr>
-              <w:pStyle w:val="PKU1"/>
-            </w:pPr>
-          </w:p>
-        </w:tc>
-        <w:tc>
-          <w:tcPr>
-            <w:tcW w:w="349" w:type="pct"/>
-            <w:tcBorders>
-              <w:top w:val="single" w:sz="6" w:space="0" w:color="auto"/>
-              <w:left w:val="single" w:sz="4" w:space="0" w:color="auto"/>
-              <w:bottom w:val="nil"/>
-              <w:right w:val="nil"/>
-            </w:tcBorders>
-            <w:shd w:val="clear" w:color="auto" w:fill="auto"/>
-            <w:noWrap/>
-            <w:vAlign w:val="center"/>
-            <w:hideMark/>
-          </w:tcPr>
-          <w:p>
-            <w:pPr>
-              <w:pStyle w:val="PKU2"/>
-            </w:pPr>
-          </w:p>
-        </w:tc>
-        <w:tc>
-          <w:tcPr>
-            <w:tcW w:w="349" w:type="pct"/>
-            <w:tcBorders>
-              <w:top w:val="single" w:sz="6" w:space="0" w:color="auto"/>
-              <w:left w:val="nil"/>
-              <w:bottom w:val="nil"/>
-              <w:right w:val="nil"/>
-            </w:tcBorders>
-            <w:vAlign w:val="center"/>
-          </w:tcPr>
-          <w:p>
-            <w:pPr>
-              <w:pStyle w:val="PKU2"/>
-            </w:pPr>
-          </w:p>
-        </w:tc>
-        <w:tc>
-          <w:tcPr>
-            <w:tcW w:w="524" w:type="pct"/>
-            <w:tcBorders>
-              <w:top w:val="single" w:sz="6" w:space="0" w:color="auto"/>
-              <w:left w:val="nil"/>
-              <w:bottom w:val="nil"/>
-              <w:right w:val="nil"/>
-            </w:tcBorders>
-            <w:vAlign w:val="center"/>
-          </w:tcPr>
-          <w:p>
-            <w:pPr>
-              <w:pStyle w:val="PKU2"/>
-            </w:pPr>
-          </w:p>
-        </w:tc>
-        <w:tc>
-          <w:tcPr>
-            <w:tcW w:w="352" w:type="pct"/>
-            <w:tcBorders>
-              <w:top w:val="single" w:sz="6" w:space="0" w:color="auto"/>
-              <w:left w:val="nil"/>
-              <w:bottom w:val="nil"/>
-              <w:right w:val="single" w:sz="4" w:space="0" w:color="auto"/>
-            </w:tcBorders>
-            <w:vAlign w:val="center"/>
-          </w:tcPr>
-          <w:p>
-            <w:pPr>
-              <w:pStyle w:val="PKU2"/>
-            </w:pPr>
-          </w:p>
-        </w:tc>
-        <w:tc>
-          <w:tcPr>
-            <w:tcW w:w="366" w:type="pct"/>
-            <w:tcBorders>
-              <w:top w:val="single" w:sz="6" w:space="0" w:color="auto"/>
-              <w:left w:val="single" w:sz="4" w:space="0" w:color="auto"/>
-              <w:bottom w:val="nil"/>
-              <w:right w:val="nil"/>
-            </w:tcBorders>
-            <w:vAlign w:val="center"/>
-          </w:tcPr>
-          <w:p>
-            <w:pPr>
-              <w:pStyle w:val="PKU2"/>
-            </w:pPr>
-          </w:p>
-        </w:tc>
-        <w:tc>
-          <w:tcPr>
-            <w:tcW w:w="331" w:type="pct"/>
-            <w:tcBorders>
-              <w:top w:val="single" w:sz="6" w:space="0" w:color="auto"/>
-              <w:left w:val="nil"/>
-              <w:bottom w:val="nil"/>
-              <w:right w:val="nil"/>
-            </w:tcBorders>
-            <w:vAlign w:val="center"/>
-          </w:tcPr>
-          <w:p>
-            <w:pPr>
-              <w:pStyle w:val="PKU2"/>
-            </w:pPr>
-          </w:p>
-        </w:tc>
-        <w:tc>
-          <w:tcPr>
-            <w:tcW w:w="524" w:type="pct"/>
-            <w:tcBorders>
-              <w:top w:val="single" w:sz="6" w:space="0" w:color="auto"/>
-              <w:left w:val="nil"/>
-              <w:bottom w:val="nil"/>
-              <w:right w:val="nil"/>
-            </w:tcBorders>
-            <w:shd w:val="clear" w:color="auto" w:fill="auto"/>
-            <w:noWrap/>
-            <w:vAlign w:val="center"/>
-            <w:hideMark/>
-          </w:tcPr>
-          <w:p>
-            <w:pPr>
-              <w:pStyle w:val="PKU2"/>
-            </w:pPr>
-          </w:p>
-        </w:tc>
-        <w:tc>
-          <w:tcPr>
-            <w:tcW w:w="358" w:type="pct"/>
-            <w:tcBorders>
-              <w:top w:val="single" w:sz="6" w:space="0" w:color="auto"/>
-              <w:left w:val="nil"/>
-              <w:bottom w:val="nil"/>
-              <w:right w:val="single" w:sz="4" w:space="0" w:color="auto"/>
-            </w:tcBorders>
-            <w:shd w:val="clear" w:color="auto" w:fill="auto"/>
-            <w:noWrap/>
-            <w:vAlign w:val="center"/>
-            <w:hideMark/>
-          </w:tcPr>
-          <w:p>
-            <w:pPr>
-              <w:pStyle w:val="PKU2"/>
-            </w:pPr>
-          </w:p>
-        </w:tc>
-        <w:tc>
-          <w:tcPr>
-            <w:tcW w:w="379" w:type="pct"/>
-            <w:tcBorders>
-              <w:top w:val="single" w:sz="6" w:space="0" w:color="auto"/>
-              <w:left w:val="single" w:sz="4" w:space="0" w:color="auto"/>
-              <w:bottom w:val="nil"/>
-              <w:right w:val="nil"/>
-            </w:tcBorders>
-            <w:shd w:val="clear" w:color="auto" w:fill="auto"/>
-            <w:noWrap/>
-            <w:vAlign w:val="center"/>
-            <w:hideMark/>
-          </w:tcPr>
-          <w:p>
-            <w:pPr>
-              <w:pStyle w:val="PKU2"/>
-            </w:pPr>
-          </w:p>
-        </w:tc>
-        <w:tc>
-          <w:tcPr>
-            <w:tcW w:w="335" w:type="pct"/>
-            <w:tcBorders>
-              <w:top w:val="single" w:sz="6" w:space="0" w:color="auto"/>
-              <w:left w:val="nil"/>
-              <w:bottom w:val="nil"/>
-              <w:right w:val="nil"/>
-            </w:tcBorders>
-            <w:shd w:val="clear" w:color="auto" w:fill="auto"/>
-            <w:noWrap/>
-            <w:vAlign w:val="center"/>
-            <w:hideMark/>
-          </w:tcPr>
-          <w:p>
-            <w:pPr>
-              <w:pStyle w:val="PKU2"/>
-            </w:pPr>
-          </w:p>
-        </w:tc>
-        <w:tc>
-          <w:tcPr>
-            <w:tcW w:w="531" w:type="pct"/>
-            <w:tcBorders>
-              <w:top w:val="single" w:sz="6" w:space="0" w:color="auto"/>
-              <w:left w:val="nil"/>
-              <w:bottom w:val="nil"/>
-              <w:right w:val="nil"/>
-            </w:tcBorders>
-            <w:shd w:val="clear" w:color="auto" w:fill="auto"/>
-            <w:noWrap/>
-            <w:vAlign w:val="center"/>
-            <w:hideMark/>
-          </w:tcPr>
-          <w:p>
-            <w:pPr>
-              <w:pStyle w:val="PKU2"/>
-            </w:pPr>
-          </w:p>
-        </w:tc>
-        <w:tc>
-          <w:tcPr>
-            <w:tcW w:w="346" w:type="pct"/>
-            <w:tcBorders>
-              <w:top w:val="single" w:sz="6" w:space="0" w:color="auto"/>
-              <w:left w:val="nil"/>
-              <w:bottom w:val="nil"/>
-            </w:tcBorders>
-            <w:shd w:val="clear" w:color="auto" w:fill="auto"/>
-            <w:noWrap/>
-            <w:vAlign w:val="center"/>
-            <w:hideMark/>
-          </w:tcPr>
-          <w:p>
-            <w:pPr>
-              <w:pStyle w:val="PKU2"/>
-            </w:pPr>
-          </w:p>
-        </w:tc>
-      </w:tr>
-      <w:tr>
-        <w:trPr>
-          <w:trHeight w:val="244"/>
-          <w:jc w:val="center"/>
-        </w:trPr>
-        <w:tc>
-          <w:tcPr>
-            <w:tcW w:w="258" w:type="pct"/>
-            <w:tcBorders>
-              <w:top w:val="nil"/>
-              <w:bottom w:val="single" w:sz="12" w:space="0" w:color="auto"/>
-              <w:right w:val="single" w:sz="4" w:space="0" w:color="auto"/>
-            </w:tcBorders>
-            <w:shd w:val="clear" w:color="auto" w:fill="auto"/>
-            <w:noWrap/>
-            <w:vAlign w:val="center"/>
-            <w:hideMark/>
-          </w:tcPr>
-          <w:p>
-            <w:pPr>
-              <w:pStyle w:val="PKU1"/>
-            </w:pPr>
-          </w:p>
-        </w:tc>
-        <w:tc>
-          <w:tcPr>
-            <w:tcW w:w="349" w:type="pct"/>
-            <w:tcBorders>
-              <w:top w:val="nil"/>
-              <w:left w:val="single" w:sz="4" w:space="0" w:color="auto"/>
-              <w:bottom w:val="single" w:sz="12" w:space="0" w:color="auto"/>
-              <w:right w:val="nil"/>
-            </w:tcBorders>
-            <w:shd w:val="clear" w:color="auto" w:fill="auto"/>
-            <w:noWrap/>
-            <w:vAlign w:val="center"/>
-            <w:hideMark/>
-          </w:tcPr>
-          <w:p>
-            <w:pPr>
-              <w:pStyle w:val="PKU2"/>
-            </w:pPr>
-          </w:p>
-        </w:tc>
-        <w:tc>
-          <w:tcPr>
-            <w:tcW w:w="349" w:type="pct"/>
-            <w:tcBorders>
-              <w:top w:val="nil"/>
-              <w:left w:val="nil"/>
-              <w:bottom w:val="single" w:sz="12" w:space="0" w:color="auto"/>
-              <w:right w:val="nil"/>
-            </w:tcBorders>
-            <w:vAlign w:val="center"/>
-          </w:tcPr>
-          <w:p>
-            <w:pPr>
-              <w:pStyle w:val="PKU2"/>
-            </w:pPr>
-          </w:p>
-        </w:tc>
-        <w:tc>
-          <w:tcPr>
-            <w:tcW w:w="524" w:type="pct"/>
-            <w:tcBorders>
-              <w:top w:val="nil"/>
-              <w:left w:val="nil"/>
-              <w:bottom w:val="single" w:sz="12" w:space="0" w:color="auto"/>
-              <w:right w:val="nil"/>
-            </w:tcBorders>
-            <w:vAlign w:val="center"/>
-          </w:tcPr>
-          <w:p>
-            <w:pPr>
-              <w:pStyle w:val="PKU2"/>
-            </w:pPr>
-          </w:p>
-        </w:tc>
-        <w:tc>
-          <w:tcPr>
-            <w:tcW w:w="352" w:type="pct"/>
-            <w:tcBorders>
-              <w:top w:val="nil"/>
-              <w:left w:val="nil"/>
-              <w:bottom w:val="single" w:sz="12" w:space="0" w:color="auto"/>
-              <w:right w:val="single" w:sz="4" w:space="0" w:color="auto"/>
-            </w:tcBorders>
-            <w:vAlign w:val="center"/>
-          </w:tcPr>
-          <w:p>
-            <w:pPr>
-              <w:pStyle w:val="PKU2"/>
-            </w:pPr>
-          </w:p>
-        </w:tc>
-        <w:tc>
-          <w:tcPr>
-            <w:tcW w:w="366" w:type="pct"/>
-            <w:tcBorders>
-              <w:top w:val="nil"/>
-              <w:left w:val="single" w:sz="4" w:space="0" w:color="auto"/>
-              <w:bottom w:val="single" w:sz="12" w:space="0" w:color="auto"/>
-              <w:right w:val="nil"/>
-            </w:tcBorders>
-            <w:vAlign w:val="center"/>
-          </w:tcPr>
-          <w:p>
-            <w:pPr>
-              <w:pStyle w:val="PKU2"/>
-            </w:pPr>
-          </w:p>
-        </w:tc>
-        <w:tc>
-          <w:tcPr>
-            <w:tcW w:w="331" w:type="pct"/>
-            <w:tcBorders>
-              <w:top w:val="nil"/>
-              <w:left w:val="nil"/>
-              <w:bottom w:val="single" w:sz="12" w:space="0" w:color="auto"/>
-              <w:right w:val="nil"/>
-            </w:tcBorders>
-            <w:vAlign w:val="center"/>
-          </w:tcPr>
-          <w:p>
-            <w:pPr>
-              <w:pStyle w:val="PKU2"/>
-            </w:pPr>
-          </w:p>
-        </w:tc>
-        <w:tc>
-          <w:tcPr>
-            <w:tcW w:w="524" w:type="pct"/>
-            <w:tcBorders>
-              <w:top w:val="nil"/>
-              <w:left w:val="nil"/>
-              <w:bottom w:val="single" w:sz="12" w:space="0" w:color="auto"/>
-              <w:right w:val="nil"/>
-            </w:tcBorders>
-            <w:shd w:val="clear" w:color="auto" w:fill="auto"/>
-            <w:noWrap/>
-            <w:vAlign w:val="center"/>
-            <w:hideMark/>
-          </w:tcPr>
-          <w:p>
-            <w:pPr>
-              <w:pStyle w:val="PKU2"/>
-            </w:pPr>
-          </w:p>
-        </w:tc>
-        <w:tc>
-          <w:tcPr>
-            <w:tcW w:w="358" w:type="pct"/>
-            <w:tcBorders>
-              <w:top w:val="nil"/>
-              <w:left w:val="nil"/>
-              <w:bottom w:val="single" w:sz="12" w:space="0" w:color="auto"/>
-              <w:right w:val="single" w:sz="4" w:space="0" w:color="auto"/>
-            </w:tcBorders>
-            <w:shd w:val="clear" w:color="auto" w:fill="auto"/>
-            <w:noWrap/>
-            <w:vAlign w:val="center"/>
-            <w:hideMark/>
-          </w:tcPr>
-          <w:p>
-            <w:pPr>
-              <w:pStyle w:val="PKU2"/>
-            </w:pPr>
-          </w:p>
-        </w:tc>
-        <w:tc>
-          <w:tcPr>
-            <w:tcW w:w="379" w:type="pct"/>
-            <w:tcBorders>
-              <w:top w:val="nil"/>
-              <w:left w:val="single" w:sz="4" w:space="0" w:color="auto"/>
-              <w:bottom w:val="single" w:sz="12" w:space="0" w:color="auto"/>
-              <w:right w:val="nil"/>
-            </w:tcBorders>
-            <w:shd w:val="clear" w:color="auto" w:fill="auto"/>
-            <w:noWrap/>
-            <w:vAlign w:val="center"/>
-            <w:hideMark/>
-          </w:tcPr>
-          <w:p>
-            <w:pPr>
-              <w:pStyle w:val="PKU2"/>
-            </w:pPr>
-          </w:p>
-        </w:tc>
-        <w:tc>
-          <w:tcPr>
-            <w:tcW w:w="335" w:type="pct"/>
-            <w:tcBorders>
-              <w:top w:val="nil"/>
-              <w:left w:val="nil"/>
-              <w:bottom w:val="single" w:sz="12" w:space="0" w:color="auto"/>
-              <w:right w:val="nil"/>
-            </w:tcBorders>
-            <w:shd w:val="clear" w:color="auto" w:fill="auto"/>
-            <w:noWrap/>
-            <w:vAlign w:val="center"/>
-            <w:hideMark/>
-          </w:tcPr>
-          <w:p>
-            <w:pPr>
-              <w:pStyle w:val="PKU2"/>
-            </w:pPr>
-          </w:p>
-        </w:tc>
-        <w:tc>
-          <w:tcPr>
-            <w:tcW w:w="531" w:type="pct"/>
-            <w:tcBorders>
-              <w:top w:val="nil"/>
-              <w:left w:val="nil"/>
-              <w:bottom w:val="single" w:sz="12" w:space="0" w:color="auto"/>
-              <w:right w:val="nil"/>
-            </w:tcBorders>
-            <w:shd w:val="clear" w:color="auto" w:fill="auto"/>
-            <w:noWrap/>
-            <w:vAlign w:val="center"/>
-            <w:hideMark/>
-          </w:tcPr>
-          <w:p>
-            <w:pPr>
-              <w:pStyle w:val="PKU2"/>
-            </w:pPr>
-          </w:p>
-        </w:tc>
-        <w:tc>
-          <w:tcPr>
-            <w:tcW w:w="346" w:type="pct"/>
-            <w:tcBorders>
-              <w:top w:val="nil"/>
-              <w:left w:val="nil"/>
-              <w:bottom w:val="single" w:sz="12" w:space="0" w:color="auto"/>
-            </w:tcBorders>
-            <w:shd w:val="clear" w:color="auto" w:fill="auto"/>
-            <w:noWrap/>
-            <w:vAlign w:val="center"/>
-            <w:hideMark/>
-          </w:tcPr>
-          <w:p>
-            <w:pPr>
-              <w:pStyle w:val="PKU2"/>
-            </w:pPr>
-          </w:p>
-        </w:tc>
-      </w:tr>
-    </w:tbl>
-    <w:p>
-      <w:pPr>
         <w:pStyle w:val="PKUf6"/>
         <w:spacing w:after="156"/>
         <w:ind w:left="900" w:hanging="420"/>
       </w:pPr>
-      <w:bookmarkStart w:id="96" w:name="_Toc100236944"/>
-      <w:bookmarkStart w:id="97" w:name="_Toc100237414"/>
-      <w:bookmarkStart w:id="98" w:name="_Toc100240890"/>
-      <w:bookmarkStart w:id="99" w:name="_Toc100240970"/>
-      <w:bookmarkStart w:id="100" w:name="_Ref100401549"/>
-      <w:bookmarkStart w:id="101" w:name="_Ref100401554"/>
       <w:sdt>
         <w:sdtPr>
           <w:alias w:val="table_note"/>
@@ -9145,1448 +7608,6 @@
     </w:p>
     <w:p>
       <w:pPr>
-        <w:pStyle w:val="2"/>
-      </w:pPr>
-      <w:bookmarkStart w:id="102" w:name="_Ref165902802"/>
-      <w:bookmarkStart w:id="103" w:name="_Ref165902807"/>
-      <w:bookmarkStart w:id="104" w:name="_Toc172543432"/>
-      <w:bookmarkEnd w:id="96"/>
-      <w:bookmarkEnd w:id="97"/>
-      <w:bookmarkEnd w:id="98"/>
-      <w:bookmarkEnd w:id="99"/>
-      <w:bookmarkEnd w:id="100"/>
-      <w:bookmarkEnd w:id="101"/>
-      <w:bookmarkEnd w:id="102"/>
-      <w:bookmarkEnd w:id="103"/>
-      <w:bookmarkEnd w:id="104"/>
-    </w:p>
-    <w:p>
-      <w:pPr>
-        <w:pStyle w:val="PKU0"/>
-        <w:spacing w:before="156" w:after="156"/>
-        <w:ind w:firstLine="480"/>
-      </w:pPr>
-      <w:r>
-        <w:rPr>
-          <w:rFonts w:hint="eastAsia"/>
-        </w:rPr>
-        <w:lastRenderedPageBreak/>
-      </w:r>
-    </w:p>
-    <w:p>
-      <w:pPr>
-        <w:pStyle w:val="3"/>
-      </w:pPr>
-      <w:bookmarkStart w:id="105" w:name="_Toc172543433"/>
-      <w:bookmarkEnd w:id="105"/>
-    </w:p>
-    <w:p>
-      <w:pPr>
-        <w:pStyle w:val="PKU0"/>
-        <w:spacing w:before="156" w:after="156"/>
-        <w:ind w:firstLine="480"/>
-      </w:pPr>
-    </w:p>
-    <w:p>
-      <w:pPr>
-        <w:pStyle w:val="PKU3"/>
-      </w:pPr>
-    </w:p>
-    <w:p>
-      <w:pPr>
-        <w:pStyle w:val="PKU4"/>
-        <w:spacing w:after="156"/>
-      </w:pPr>
-      <w:bookmarkStart w:id="106" w:name="_Toc100409298"/>
-      <w:bookmarkStart w:id="107" w:name="_Toc187356120"/>
-      <w:bookmarkEnd w:id="106"/>
-      <w:bookmarkEnd w:id="107"/>
-    </w:p>
-    <w:p>
-      <w:pPr>
-        <w:pStyle w:val="3"/>
-      </w:pPr>
-      <w:bookmarkStart w:id="108" w:name="_Toc172543434"/>
-      <w:bookmarkEnd w:id="108"/>
-    </w:p>
-    <w:p>
-      <w:pPr>
-        <w:pStyle w:val="PKU0"/>
-        <w:spacing w:before="156" w:after="156"/>
-        <w:ind w:firstLine="480"/>
-      </w:pPr>
-    </w:p>
-    <w:p>
-      <w:pPr>
-        <w:pStyle w:val="PKU0"/>
-        <w:spacing w:before="156" w:after="156"/>
-        <w:ind w:firstLine="480"/>
-      </w:pPr>
-    </w:p>
-    <w:p>
-      <w:pPr>
-        <w:pStyle w:val="PKU3"/>
-      </w:pPr>
-      <w:r>
-        <w:lastRenderedPageBreak/>
-      </w:r>
-    </w:p>
-    <w:p>
-      <w:pPr>
-        <w:pStyle w:val="PKU4"/>
-        <w:spacing w:after="156"/>
-      </w:pPr>
-      <w:bookmarkStart w:id="109" w:name="_Toc187356121"/>
-      <w:bookmarkEnd w:id="109"/>
-    </w:p>
-    <w:p>
-      <w:pPr>
-        <w:pStyle w:val="PKU0"/>
-        <w:spacing w:before="156" w:after="156"/>
-        <w:ind w:firstLine="480"/>
-      </w:pPr>
-    </w:p>
-    <w:p>
-      <w:pPr>
-        <w:pStyle w:val="3"/>
-      </w:pPr>
-      <w:bookmarkStart w:id="110" w:name="_Toc172543435"/>
-      <w:bookmarkEnd w:id="110"/>
-    </w:p>
-    <w:p>
-      <w:pPr>
-        <w:pStyle w:val="PKU0"/>
-        <w:spacing w:before="156" w:after="156"/>
-        <w:ind w:firstLine="480"/>
-      </w:pPr>
-    </w:p>
-    <w:p>
-      <w:pPr>
-        <w:pStyle w:val="PKU0"/>
-        <w:spacing w:before="156" w:after="156"/>
-        <w:ind w:firstLine="480"/>
-      </w:pPr>
-    </w:p>
-    <w:p>
-      <w:pPr>
-        <w:pStyle w:val="PKU0"/>
-        <w:spacing w:before="156" w:after="156"/>
-        <w:ind w:firstLine="480"/>
-        <w:sectPr>
-          <w:footnotePr>
-            <w:numFmt w:val="decimalEnclosedCircleChinese"/>
-            <w:numRestart w:val="eachPage"/>
-          </w:footnotePr>
-          <w:pgSz w:w="11906" w:h="16838"/>
-          <w:pgMar w:top="1701" w:right="1474" w:bottom="1418" w:left="1474" w:header="851" w:footer="992" w:gutter="0"/>
-          <w:cols w:space="425"/>
-          <w:docGrid w:type="lines" w:linePitch="312"/>
-        </w:sectPr>
-      </w:pPr>
-    </w:p>
-    <w:p>
-      <w:pPr>
-        <w:pStyle w:val="1"/>
-      </w:pPr>
-      <w:bookmarkStart w:id="111" w:name="_Toc100083159"/>
-      <w:bookmarkStart w:id="112" w:name="_Toc100236945"/>
-      <w:bookmarkStart w:id="113" w:name="_Toc100237415"/>
-      <w:bookmarkStart w:id="114" w:name="_Toc100240891"/>
-      <w:bookmarkStart w:id="115" w:name="_Toc100240971"/>
-      <w:bookmarkStart w:id="116" w:name="_Toc172543436"/>
-      <w:r>
-        <w:rPr>
-          <w:rFonts w:hint="eastAsia"/>
-        </w:rPr>
-        <w:lastRenderedPageBreak/>
-      </w:r>
-      <w:bookmarkEnd w:id="111"/>
-      <w:bookmarkEnd w:id="112"/>
-      <w:bookmarkEnd w:id="113"/>
-      <w:bookmarkEnd w:id="114"/>
-      <w:bookmarkEnd w:id="115"/>
-      <w:bookmarkEnd w:id="116"/>
-    </w:p>
-    <w:p>
-      <w:pPr>
-        <w:pStyle w:val="2"/>
-      </w:pPr>
-      <w:bookmarkStart w:id="117" w:name="_Toc100083160"/>
-      <w:bookmarkStart w:id="118" w:name="_Toc100236946"/>
-      <w:bookmarkStart w:id="119" w:name="_Toc100237416"/>
-      <w:bookmarkStart w:id="120" w:name="_Toc100240892"/>
-      <w:bookmarkStart w:id="121" w:name="_Toc100240972"/>
-      <w:bookmarkStart w:id="122" w:name="_Toc100407610"/>
-      <w:bookmarkStart w:id="123" w:name="_Toc172543437"/>
-      <w:bookmarkStart w:id="124" w:name="_Toc100083161"/>
-      <w:bookmarkStart w:id="125" w:name="_Toc100236947"/>
-      <w:bookmarkStart w:id="126" w:name="_Toc100237417"/>
-      <w:bookmarkStart w:id="127" w:name="_Toc100240893"/>
-      <w:bookmarkStart w:id="128" w:name="_Toc100240973"/>
-      <w:bookmarkEnd w:id="117"/>
-      <w:bookmarkEnd w:id="118"/>
-      <w:bookmarkEnd w:id="119"/>
-      <w:bookmarkEnd w:id="120"/>
-      <w:bookmarkEnd w:id="121"/>
-      <w:bookmarkEnd w:id="122"/>
-      <w:bookmarkEnd w:id="123"/>
-    </w:p>
-    <w:p>
-      <w:pPr>
-        <w:pStyle w:val="PKU0"/>
-        <w:spacing w:before="156" w:after="156"/>
-        <w:ind w:firstLine="480"/>
-      </w:pPr>
-    </w:p>
-    <w:p>
-      <w:pPr>
-        <w:pStyle w:val="2"/>
-      </w:pPr>
-      <w:bookmarkStart w:id="129" w:name="_Toc172543438"/>
-      <w:bookmarkEnd w:id="124"/>
-      <w:bookmarkEnd w:id="125"/>
-      <w:bookmarkEnd w:id="126"/>
-      <w:bookmarkEnd w:id="127"/>
-      <w:bookmarkEnd w:id="128"/>
-      <w:bookmarkEnd w:id="129"/>
-    </w:p>
-    <w:p>
-      <w:pPr>
-        <w:pStyle w:val="PKU3"/>
-      </w:pPr>
-    </w:p>
-    <w:p>
-      <w:pPr>
-        <w:pStyle w:val="PKU4"/>
-        <w:spacing w:after="156"/>
-      </w:pPr>
-      <w:bookmarkStart w:id="130" w:name="_Ref100222751"/>
-      <w:bookmarkStart w:id="131" w:name="_Toc100222935"/>
-      <w:bookmarkStart w:id="132" w:name="_Toc100409299"/>
-      <w:bookmarkStart w:id="133" w:name="_Toc187356122"/>
-      <w:bookmarkEnd w:id="130"/>
-      <w:bookmarkEnd w:id="131"/>
-      <w:bookmarkEnd w:id="132"/>
-      <w:bookmarkEnd w:id="133"/>
-    </w:p>
-    <w:p>
-      <w:pPr>
-        <w:pStyle w:val="PKU0"/>
-        <w:spacing w:before="156" w:after="156"/>
-        <w:ind w:firstLine="480"/>
-      </w:pPr>
-    </w:p>
-    <w:p>
-      <w:pPr>
-        <w:pStyle w:val="2"/>
-      </w:pPr>
-      <w:bookmarkStart w:id="134" w:name="_Toc100083162"/>
-      <w:bookmarkStart w:id="135" w:name="_Toc100236948"/>
-      <w:bookmarkStart w:id="136" w:name="_Toc100237418"/>
-      <w:bookmarkStart w:id="137" w:name="_Toc100240894"/>
-      <w:bookmarkStart w:id="138" w:name="_Toc100240974"/>
-      <w:bookmarkStart w:id="139" w:name="_Toc172543439"/>
-      <w:bookmarkEnd w:id="134"/>
-      <w:bookmarkEnd w:id="135"/>
-      <w:bookmarkEnd w:id="136"/>
-      <w:bookmarkEnd w:id="137"/>
-      <w:bookmarkEnd w:id="138"/>
-      <w:bookmarkEnd w:id="139"/>
-    </w:p>
-    <w:p>
-      <w:pPr>
-        <w:pStyle w:val="PKU0"/>
-        <w:spacing w:before="156" w:after="156"/>
-        <w:ind w:firstLine="480"/>
-      </w:pPr>
-    </w:p>
-    <w:p>
-      <w:pPr>
-        <w:pStyle w:val="PKU0"/>
-        <w:spacing w:before="156" w:after="156"/>
-        <w:ind w:firstLine="480"/>
-      </w:pPr>
-      <w:r>
-        <w:rPr>
-          <w:rStyle w:val="af1"/>
-        </w:rPr>
-        <w:footnoteReference w:id="2"/>
-      </w:r>
-    </w:p>
-    <w:p>
-      <w:pPr>
-        <w:pStyle w:val="PKU0"/>
-        <w:spacing w:before="156" w:after="156"/>
-        <w:ind w:firstLine="480"/>
-      </w:pPr>
-    </w:p>
-    <w:p>
-      <w:pPr>
-        <w:pStyle w:val="PKU0"/>
-        <w:spacing w:before="156" w:after="156"/>
-        <w:ind w:firstLine="480"/>
-      </w:pPr>
-    </w:p>
-    <w:p>
-      <w:pPr>
-        <w:pStyle w:val="2"/>
-      </w:pPr>
-      <w:bookmarkStart w:id="140" w:name="_Toc172543440"/>
-      <w:r>
-        <w:rPr>
-          <w:rFonts w:hint="eastAsia"/>
-        </w:rPr>
-        <w:lastRenderedPageBreak/>
-      </w:r>
-      <w:bookmarkEnd w:id="140"/>
-    </w:p>
-    <w:p>
-      <w:pPr>
-        <w:pStyle w:val="PKU0"/>
-        <w:spacing w:before="156" w:after="156"/>
-        <w:ind w:firstLine="480"/>
-      </w:pPr>
-    </w:p>
-    <w:p>
-      <w:pPr>
-        <w:pStyle w:val="PKU0"/>
-        <w:spacing w:before="156" w:after="156"/>
-        <w:ind w:firstLine="480"/>
-      </w:pPr>
-    </w:p>
-    <w:p>
-      <w:pPr>
-        <w:pStyle w:val="PKU"/>
-        <w:numPr>
-          <w:ilvl w:val="0"/>
-          <w:numId w:val="18"/>
-        </w:numPr>
-        <w:spacing w:before="156" w:after="156"/>
-        <w:ind w:firstLineChars="0"/>
-      </w:pPr>
-    </w:p>
-    <w:p>
-      <w:pPr>
-        <w:pStyle w:val="PKU"/>
-        <w:numPr>
-          <w:ilvl w:val="0"/>
-          <w:numId w:val="18"/>
-        </w:numPr>
-        <w:spacing w:before="156" w:after="156"/>
-        <w:ind w:firstLineChars="0"/>
-      </w:pPr>
-    </w:p>
-    <w:p>
-      <w:pPr>
-        <w:pStyle w:val="PKU"/>
-        <w:numPr>
-          <w:ilvl w:val="0"/>
-          <w:numId w:val="18"/>
-        </w:numPr>
-        <w:spacing w:before="156" w:after="156"/>
-        <w:ind w:firstLineChars="0"/>
-      </w:pPr>
-    </w:p>
-    <w:p>
-      <w:pPr>
-        <w:pStyle w:val="PKU3"/>
-      </w:pPr>
-    </w:p>
-    <w:p>
-      <w:pPr>
-        <w:pStyle w:val="PKU4"/>
-        <w:spacing w:after="156"/>
-      </w:pPr>
-      <w:bookmarkStart w:id="141" w:name="_Toc187356123"/>
-      <w:bookmarkEnd w:id="141"/>
-    </w:p>
-    <w:p>
-      <w:pPr>
-        <w:pStyle w:val="PKU0"/>
-        <w:spacing w:before="156" w:after="156"/>
-        <w:ind w:firstLine="480"/>
-      </w:pPr>
-    </w:p>
-    <w:p>
-      <w:pPr>
-        <w:pStyle w:val="PKU0"/>
-        <w:spacing w:before="156" w:after="156"/>
-        <w:ind w:firstLine="480"/>
-        <w:sectPr>
-          <w:footnotePr>
-            <w:numFmt w:val="decimalEnclosedCircleChinese"/>
-            <w:numRestart w:val="eachPage"/>
-          </w:footnotePr>
-          <w:pgSz w:w="11906" w:h="16838"/>
-          <w:pgMar w:top="1701" w:right="1474" w:bottom="1418" w:left="1474" w:header="851" w:footer="992" w:gutter="0"/>
-          <w:cols w:space="425"/>
-          <w:docGrid w:type="lines" w:linePitch="312"/>
-        </w:sectPr>
-      </w:pPr>
-    </w:p>
-    <w:p>
-      <w:pPr>
-        <w:pStyle w:val="2"/>
-        <w:spacing w:before="326" w:after="326"/>
-      </w:pPr>
-      <w:bookmarkStart w:id="142" w:name="_Toc172543441"/>
-      <w:r>
-        <w:rPr>
-          <w:rFonts w:hint="eastAsia"/>
-        </w:rPr>
-        <w:lastRenderedPageBreak/>
-      </w:r>
-      <w:bookmarkEnd w:id="142"/>
-    </w:p>
-    <w:p>
-      <w:pPr>
-        <w:pStyle w:val="PKU0"/>
-        <w:spacing w:before="163" w:after="163"/>
-        <w:ind w:firstLine="480"/>
-      </w:pPr>
-    </w:p>
-    <w:p>
-      <w:pPr>
-        <w:pStyle w:val="PKU3"/>
-      </w:pPr>
-    </w:p>
-    <w:p>
-      <w:pPr>
-        <w:pStyle w:val="PKU4"/>
-        <w:spacing w:after="163"/>
-      </w:pPr>
-      <w:bookmarkStart w:id="143" w:name="_Toc187356124"/>
-      <w:bookmarkEnd w:id="143"/>
-    </w:p>
-    <w:p>
-      <w:pPr>
-        <w:pStyle w:val="PKU0"/>
-        <w:spacing w:before="163" w:after="163"/>
-        <w:ind w:firstLine="480"/>
-      </w:pPr>
-    </w:p>
-    <w:p>
-      <w:pPr>
-        <w:pStyle w:val="PKU0"/>
-        <w:spacing w:before="163" w:after="163"/>
-        <w:ind w:firstLine="480"/>
-      </w:pPr>
-    </w:p>
-    <w:p>
-      <w:pPr>
-        <w:pStyle w:val="PKU0"/>
-        <w:spacing w:before="163" w:after="163"/>
-        <w:ind w:firstLine="480"/>
-        <w:sectPr>
-          <w:footnotePr>
-            <w:numFmt w:val="decimalEnclosedCircleChinese"/>
-            <w:numRestart w:val="eachPage"/>
-          </w:footnotePr>
-          <w:pgSz w:w="16838" w:h="11906" w:orient="landscape"/>
-          <w:pgMar w:top="1474" w:right="1701" w:bottom="1474" w:left="1418" w:header="851" w:footer="992" w:gutter="0"/>
-          <w:cols w:space="425"/>
-          <w:docGrid w:type="lines" w:linePitch="326"/>
-        </w:sectPr>
-      </w:pPr>
-    </w:p>
-    <w:p>
-      <w:pPr>
-        <w:pStyle w:val="1"/>
-      </w:pPr>
-      <w:bookmarkStart w:id="144" w:name="_Toc100083163"/>
-      <w:bookmarkStart w:id="145" w:name="_Toc100236949"/>
-      <w:bookmarkStart w:id="146" w:name="_Toc100237419"/>
-      <w:bookmarkStart w:id="147" w:name="_Toc100240895"/>
-      <w:bookmarkStart w:id="148" w:name="_Toc100240975"/>
-      <w:bookmarkStart w:id="149" w:name="_Toc172543442"/>
-      <w:r>
-        <w:rPr>
-          <w:rFonts w:hint="eastAsia"/>
-        </w:rPr>
-        <w:lastRenderedPageBreak/>
-      </w:r>
-      <w:bookmarkEnd w:id="144"/>
-      <w:bookmarkEnd w:id="145"/>
-      <w:bookmarkEnd w:id="146"/>
-      <w:bookmarkEnd w:id="147"/>
-      <w:bookmarkEnd w:id="148"/>
-      <w:bookmarkEnd w:id="149"/>
-    </w:p>
-    <w:p>
-      <w:pPr>
-        <w:pStyle w:val="2"/>
-      </w:pPr>
-      <w:bookmarkStart w:id="150" w:name="_Toc100083164"/>
-      <w:bookmarkStart w:id="151" w:name="_Toc100236950"/>
-      <w:bookmarkStart w:id="152" w:name="_Toc100237420"/>
-      <w:bookmarkStart w:id="153" w:name="_Toc100240896"/>
-      <w:bookmarkStart w:id="154" w:name="_Toc100240976"/>
-      <w:bookmarkStart w:id="155" w:name="_Toc172543443"/>
-      <w:bookmarkEnd w:id="150"/>
-      <w:bookmarkEnd w:id="151"/>
-      <w:bookmarkEnd w:id="152"/>
-      <w:bookmarkEnd w:id="153"/>
-      <w:bookmarkEnd w:id="154"/>
-      <w:bookmarkEnd w:id="155"/>
-    </w:p>
-    <w:p>
-      <w:pPr>
-        <w:pStyle w:val="PKU0"/>
-        <w:spacing w:before="156" w:after="156"/>
-        <w:ind w:firstLine="480"/>
-      </w:pPr>
-      <w:proofErr w:type="spellStart"/>
-      <w:proofErr w:type="spellEnd"/>
-      <w:proofErr w:type="spellStart"/>
-      <w:proofErr w:type="spellEnd"/>
-    </w:p>
-    <w:tbl>
-      <w:tblPr>
-        <w:tblW w:w="9354" w:type="dxa"/>
-        <w:jc w:val="center"/>
-        <w:tblLayout w:type="fixed"/>
-        <w:tblCellMar>
-          <w:left w:w="0" w:type="dxa"/>
-          <w:right w:w="0" w:type="dxa"/>
-        </w:tblCellMar>
-        <w:tblLook w:val="04A0" w:firstRow="1" w:lastRow="0" w:firstColumn="1" w:lastColumn="0" w:noHBand="0" w:noVBand="1"/>
-      </w:tblPr>
-      <w:tblGrid>
-        <w:gridCol w:w="594"/>
-        <w:gridCol w:w="8167"/>
-        <w:gridCol w:w="593"/>
-      </w:tblGrid>
-      <w:tr>
-        <w:trPr>
-          <w:jc w:val="center"/>
-        </w:trPr>
-        <w:tc>
-          <w:tcPr>
-            <w:tcW w:w="594" w:type="dxa"/>
-            <w:vAlign w:val="center"/>
-          </w:tcPr>
-          <w:p>
-            <w:pPr>
-              <w:pStyle w:val="PKU5"/>
-            </w:pPr>
-          </w:p>
-        </w:tc>
-        <w:tc>
-          <w:tcPr>
-            <w:tcW w:w="8167" w:type="dxa"/>
-            <w:vAlign w:val="center"/>
-          </w:tcPr>
-          <w:p>
-            <w:pPr>
-              <w:pStyle w:val="PKU5"/>
-            </w:pPr>
-          </w:p>
-        </w:tc>
-        <w:tc>
-          <w:tcPr>
-            <w:tcW w:w="593" w:type="dxa"/>
-            <w:vAlign w:val="center"/>
-          </w:tcPr>
-          <w:p>
-            <w:pPr>
-              <w:pStyle w:val="PKUe"/>
-            </w:pPr>
-          </w:p>
-        </w:tc>
-      </w:tr>
-    </w:tbl>
-    <w:p>
-      <w:pPr>
-        <w:pStyle w:val="2"/>
-        <w:rPr>
-          <w:kern w:val="0"/>
-        </w:rPr>
-      </w:pPr>
-      <w:bookmarkStart w:id="156" w:name="_Toc100083167"/>
-      <w:bookmarkStart w:id="157" w:name="_Toc100236953"/>
-      <w:bookmarkStart w:id="158" w:name="_Toc100237423"/>
-      <w:bookmarkStart w:id="159" w:name="_Toc100240899"/>
-      <w:bookmarkStart w:id="160" w:name="_Toc100240979"/>
-      <w:bookmarkStart w:id="161" w:name="_Toc172543444"/>
-      <w:bookmarkEnd w:id="156"/>
-      <w:bookmarkEnd w:id="157"/>
-      <w:bookmarkEnd w:id="158"/>
-      <w:bookmarkEnd w:id="159"/>
-      <w:bookmarkEnd w:id="160"/>
-      <w:bookmarkEnd w:id="161"/>
-    </w:p>
-    <w:p>
-      <w:pPr>
-        <w:pStyle w:val="PKU0"/>
-        <w:spacing w:before="156" w:after="156"/>
-        <w:ind w:firstLine="480"/>
-      </w:pPr>
-    </w:p>
-    <w:p>
-      <w:pPr>
-        <w:pStyle w:val="3"/>
-      </w:pPr>
-      <w:bookmarkStart w:id="162" w:name="_Toc100083169"/>
-      <w:bookmarkStart w:id="163" w:name="_Toc100236955"/>
-      <w:bookmarkStart w:id="164" w:name="_Toc100237425"/>
-      <w:bookmarkStart w:id="165" w:name="_Toc100240901"/>
-      <w:bookmarkStart w:id="166" w:name="_Toc100240981"/>
-      <w:bookmarkStart w:id="167" w:name="_Toc172543445"/>
-      <w:bookmarkEnd w:id="162"/>
-      <w:bookmarkEnd w:id="163"/>
-      <w:bookmarkEnd w:id="164"/>
-      <w:bookmarkEnd w:id="165"/>
-      <w:bookmarkEnd w:id="166"/>
-      <w:bookmarkEnd w:id="167"/>
-    </w:p>
-    <w:p>
-      <w:pPr>
-        <w:pStyle w:val="PKU0"/>
-        <w:spacing w:before="156" w:after="156"/>
-        <w:ind w:firstLine="480"/>
-      </w:pPr>
-    </w:p>
-    <w:p>
-      <w:pPr>
-        <w:pStyle w:val="PKUb"/>
-        <w:spacing w:before="156"/>
-      </w:pPr>
-      <w:bookmarkStart w:id="168" w:name="_Toc100407634"/>
-      <w:bookmarkStart w:id="169" w:name="_Toc187356127"/>
-      <w:bookmarkEnd w:id="168"/>
-      <w:bookmarkEnd w:id="169"/>
-    </w:p>
-    <w:tbl>
-      <w:tblPr>
-        <w:tblStyle w:val="PKUf5"/>
-        <w:tblW w:w="9354" w:type="dxa"/>
-        <w:jc w:val="center"/>
-        <w:tblLayout w:type="fixed"/>
-        <w:tblLook w:val="04A0" w:firstRow="1" w:lastRow="0" w:firstColumn="1" w:lastColumn="0" w:noHBand="0" w:noVBand="1"/>
-      </w:tblPr>
-      <w:tblGrid>
-        <w:gridCol w:w="482"/>
-        <w:gridCol w:w="652"/>
-        <w:gridCol w:w="652"/>
-        <w:gridCol w:w="980"/>
-        <w:gridCol w:w="658"/>
-        <w:gridCol w:w="685"/>
-        <w:gridCol w:w="619"/>
-        <w:gridCol w:w="980"/>
-        <w:gridCol w:w="669"/>
-        <w:gridCol w:w="709"/>
-        <w:gridCol w:w="627"/>
-        <w:gridCol w:w="993"/>
-        <w:gridCol w:w="648"/>
-      </w:tblGrid>
-      <w:tr>
-        <w:trPr>
-          <w:cnfStyle w:val="100000000000" w:firstRow="1" w:lastRow="0" w:firstColumn="0" w:lastColumn="0" w:oddVBand="0" w:evenVBand="0" w:oddHBand="0" w:evenHBand="0" w:firstRowFirstColumn="0" w:firstRowLastColumn="0" w:lastRowFirstColumn="0" w:lastRowLastColumn="0"/>
-          <w:trHeight w:val="244"/>
-          <w:jc w:val="center"/>
-        </w:trPr>
-        <w:tc>
-          <w:tcPr>
-            <w:tcW w:w="482" w:type="dxa"/>
-            <w:vMerge w:val="restart"/>
-            <w:noWrap/>
-            <w:hideMark/>
-          </w:tcPr>
-          <w:p>
-            <w:pPr>
-              <w:widowControl/>
-              <w:jc w:val="left"/>
-              <w:rPr>
-                <w:rFonts w:cs="Times New Roman"/>
-                <w:color w:val="000000"/>
-                <w:kern w:val="0"/>
-                <w:szCs w:val="21"/>
-              </w:rPr>
-            </w:pPr>
-          </w:p>
-        </w:tc>
-        <w:tc>
-          <w:tcPr>
-            <w:tcW w:w="2942" w:type="dxa"/>
-            <w:gridSpan w:val="4"/>
-            <w:noWrap/>
-            <w:hideMark/>
-          </w:tcPr>
-          <w:p>
-            <w:pPr>
-              <w:pStyle w:val="PKU1"/>
-              <w:rPr>
-                <w:b w:val="0"/>
-                <w:bCs w:val="0"/>
-              </w:rPr>
-            </w:pPr>
-            <w:proofErr w:type="spellStart"/>
-            <w:proofErr w:type="spellEnd"/>
-          </w:p>
-        </w:tc>
-        <w:tc>
-          <w:tcPr>
-            <w:tcW w:w="2953" w:type="dxa"/>
-            <w:gridSpan w:val="4"/>
-          </w:tcPr>
-          <w:p>
-            <w:pPr>
-              <w:pStyle w:val="PKU1"/>
-              <w:rPr>
-                <w:b w:val="0"/>
-                <w:bCs w:val="0"/>
-              </w:rPr>
-            </w:pPr>
-            <w:proofErr w:type="spellStart"/>
-            <w:proofErr w:type="spellEnd"/>
-          </w:p>
-        </w:tc>
-        <w:tc>
-          <w:tcPr>
-            <w:tcW w:w="2977" w:type="dxa"/>
-            <w:gridSpan w:val="4"/>
-            <w:noWrap/>
-            <w:hideMark/>
-          </w:tcPr>
-          <w:p>
-            <w:pPr>
-              <w:pStyle w:val="PKU1"/>
-              <w:rPr>
-                <w:b w:val="0"/>
-                <w:bCs w:val="0"/>
-              </w:rPr>
-            </w:pPr>
-            <w:proofErr w:type="spellStart"/>
-            <w:proofErr w:type="spellEnd"/>
-          </w:p>
-        </w:tc>
-      </w:tr>
-      <w:tr>
-        <w:trPr>
-          <w:trHeight w:val="244"/>
-          <w:jc w:val="center"/>
-        </w:trPr>
-        <w:tc>
-          <w:tcPr>
-            <w:tcW w:w="482" w:type="dxa"/>
-            <w:vMerge/>
-            <w:tcBorders>
-              <w:bottom w:val="single" w:sz="4" w:space="0" w:color="auto"/>
-            </w:tcBorders>
-            <w:noWrap/>
-            <w:hideMark/>
-          </w:tcPr>
-          <w:p>
-            <w:pPr>
-              <w:widowControl/>
-              <w:jc w:val="left"/>
-              <w:rPr>
-                <w:rFonts w:cs="Times New Roman"/>
-                <w:color w:val="000000"/>
-                <w:kern w:val="0"/>
-                <w:sz w:val="21"/>
-                <w:szCs w:val="21"/>
-              </w:rPr>
-            </w:pPr>
-          </w:p>
-        </w:tc>
-        <w:tc>
-          <w:tcPr>
-            <w:tcW w:w="652" w:type="dxa"/>
-            <w:tcBorders>
-              <w:bottom w:val="single" w:sz="4" w:space="0" w:color="auto"/>
-            </w:tcBorders>
-            <w:noWrap/>
-            <w:hideMark/>
-          </w:tcPr>
-          <w:p>
-            <w:pPr>
-              <w:pStyle w:val="PKU2"/>
-            </w:pPr>
-          </w:p>
-        </w:tc>
-        <w:tc>
-          <w:tcPr>
-            <w:tcW w:w="652" w:type="dxa"/>
-            <w:tcBorders>
-              <w:bottom w:val="single" w:sz="4" w:space="0" w:color="auto"/>
-            </w:tcBorders>
-          </w:tcPr>
-          <w:p>
-            <w:pPr>
-              <w:pStyle w:val="PKU2"/>
-            </w:pPr>
-          </w:p>
-        </w:tc>
-        <w:tc>
-          <w:tcPr>
-            <w:tcW w:w="980" w:type="dxa"/>
-            <w:tcBorders>
-              <w:bottom w:val="single" w:sz="4" w:space="0" w:color="auto"/>
-            </w:tcBorders>
-          </w:tcPr>
-          <w:p>
-            <w:pPr>
-              <w:pStyle w:val="PKU2"/>
-            </w:pPr>
-          </w:p>
-        </w:tc>
-        <w:tc>
-          <w:tcPr>
-            <w:tcW w:w="658" w:type="dxa"/>
-            <w:tcBorders>
-              <w:bottom w:val="single" w:sz="4" w:space="0" w:color="auto"/>
-            </w:tcBorders>
-          </w:tcPr>
-          <w:p>
-            <w:pPr>
-              <w:pStyle w:val="PKU2"/>
-            </w:pPr>
-          </w:p>
-        </w:tc>
-        <w:tc>
-          <w:tcPr>
-            <w:tcW w:w="685" w:type="dxa"/>
-            <w:tcBorders>
-              <w:bottom w:val="single" w:sz="4" w:space="0" w:color="auto"/>
-            </w:tcBorders>
-          </w:tcPr>
-          <w:p>
-            <w:pPr>
-              <w:pStyle w:val="PKU2"/>
-            </w:pPr>
-          </w:p>
-        </w:tc>
-        <w:tc>
-          <w:tcPr>
-            <w:tcW w:w="619" w:type="dxa"/>
-            <w:tcBorders>
-              <w:bottom w:val="single" w:sz="4" w:space="0" w:color="auto"/>
-            </w:tcBorders>
-          </w:tcPr>
-          <w:p>
-            <w:pPr>
-              <w:pStyle w:val="PKU2"/>
-            </w:pPr>
-          </w:p>
-        </w:tc>
-        <w:tc>
-          <w:tcPr>
-            <w:tcW w:w="980" w:type="dxa"/>
-            <w:tcBorders>
-              <w:bottom w:val="single" w:sz="4" w:space="0" w:color="auto"/>
-            </w:tcBorders>
-            <w:noWrap/>
-            <w:hideMark/>
-          </w:tcPr>
-          <w:p>
-            <w:pPr>
-              <w:pStyle w:val="PKU2"/>
-            </w:pPr>
-          </w:p>
-        </w:tc>
-        <w:tc>
-          <w:tcPr>
-            <w:tcW w:w="669" w:type="dxa"/>
-            <w:tcBorders>
-              <w:bottom w:val="single" w:sz="4" w:space="0" w:color="auto"/>
-            </w:tcBorders>
-            <w:noWrap/>
-            <w:hideMark/>
-          </w:tcPr>
-          <w:p>
-            <w:pPr>
-              <w:pStyle w:val="PKU2"/>
-            </w:pPr>
-          </w:p>
-        </w:tc>
-        <w:tc>
-          <w:tcPr>
-            <w:tcW w:w="709" w:type="dxa"/>
-            <w:tcBorders>
-              <w:bottom w:val="single" w:sz="4" w:space="0" w:color="auto"/>
-            </w:tcBorders>
-            <w:noWrap/>
-            <w:hideMark/>
-          </w:tcPr>
-          <w:p>
-            <w:pPr>
-              <w:pStyle w:val="PKU2"/>
-            </w:pPr>
-          </w:p>
-        </w:tc>
-        <w:tc>
-          <w:tcPr>
-            <w:tcW w:w="627" w:type="dxa"/>
-            <w:tcBorders>
-              <w:bottom w:val="single" w:sz="4" w:space="0" w:color="auto"/>
-            </w:tcBorders>
-            <w:noWrap/>
-            <w:hideMark/>
-          </w:tcPr>
-          <w:p>
-            <w:pPr>
-              <w:pStyle w:val="PKU2"/>
-            </w:pPr>
-          </w:p>
-        </w:tc>
-        <w:tc>
-          <w:tcPr>
-            <w:tcW w:w="993" w:type="dxa"/>
-            <w:tcBorders>
-              <w:bottom w:val="single" w:sz="4" w:space="0" w:color="auto"/>
-            </w:tcBorders>
-            <w:noWrap/>
-            <w:hideMark/>
-          </w:tcPr>
-          <w:p>
-            <w:pPr>
-              <w:pStyle w:val="PKU2"/>
-            </w:pPr>
-          </w:p>
-        </w:tc>
-        <w:tc>
-          <w:tcPr>
-            <w:tcW w:w="648" w:type="dxa"/>
-            <w:tcBorders>
-              <w:bottom w:val="single" w:sz="4" w:space="0" w:color="auto"/>
-            </w:tcBorders>
-            <w:noWrap/>
-            <w:hideMark/>
-          </w:tcPr>
-          <w:p>
-            <w:pPr>
-              <w:pStyle w:val="PKU2"/>
-            </w:pPr>
-          </w:p>
-        </w:tc>
-      </w:tr>
-      <w:tr>
-        <w:trPr>
-          <w:trHeight w:val="244"/>
-          <w:jc w:val="center"/>
-        </w:trPr>
-        <w:tc>
-          <w:tcPr>
-            <w:tcW w:w="482" w:type="dxa"/>
-            <w:tcBorders>
-              <w:top w:val="single" w:sz="4" w:space="0" w:color="auto"/>
-            </w:tcBorders>
-            <w:noWrap/>
-            <w:hideMark/>
-          </w:tcPr>
-          <w:p>
-            <w:pPr>
-              <w:pStyle w:val="PKU1"/>
-            </w:pPr>
-          </w:p>
-        </w:tc>
-        <w:tc>
-          <w:tcPr>
-            <w:tcW w:w="652" w:type="dxa"/>
-            <w:tcBorders>
-              <w:top w:val="single" w:sz="4" w:space="0" w:color="auto"/>
-            </w:tcBorders>
-            <w:noWrap/>
-            <w:hideMark/>
-          </w:tcPr>
-          <w:p>
-            <w:pPr>
-              <w:pStyle w:val="PKU2"/>
-              <w:rPr>
-                <w:b/>
-                <w:szCs w:val="21"/>
-              </w:rPr>
-            </w:pPr>
-          </w:p>
-        </w:tc>
-        <w:tc>
-          <w:tcPr>
-            <w:tcW w:w="652" w:type="dxa"/>
-            <w:tcBorders>
-              <w:top w:val="single" w:sz="4" w:space="0" w:color="auto"/>
-            </w:tcBorders>
-          </w:tcPr>
-          <w:p>
-            <w:pPr>
-              <w:pStyle w:val="PKU2"/>
-              <w:rPr>
-                <w:szCs w:val="21"/>
-              </w:rPr>
-            </w:pPr>
-          </w:p>
-        </w:tc>
-        <w:tc>
-          <w:tcPr>
-            <w:tcW w:w="980" w:type="dxa"/>
-            <w:tcBorders>
-              <w:top w:val="single" w:sz="4" w:space="0" w:color="auto"/>
-            </w:tcBorders>
-          </w:tcPr>
-          <w:p>
-            <w:pPr>
-              <w:pStyle w:val="PKU2"/>
-              <w:rPr>
-                <w:szCs w:val="21"/>
-              </w:rPr>
-            </w:pPr>
-          </w:p>
-        </w:tc>
-        <w:tc>
-          <w:tcPr>
-            <w:tcW w:w="658" w:type="dxa"/>
-            <w:tcBorders>
-              <w:top w:val="single" w:sz="4" w:space="0" w:color="auto"/>
-            </w:tcBorders>
-          </w:tcPr>
-          <w:p>
-            <w:pPr>
-              <w:pStyle w:val="PKU2"/>
-              <w:rPr>
-                <w:b/>
-                <w:i/>
-                <w:szCs w:val="21"/>
-              </w:rPr>
-            </w:pPr>
-          </w:p>
-        </w:tc>
-        <w:tc>
-          <w:tcPr>
-            <w:tcW w:w="685" w:type="dxa"/>
-            <w:tcBorders>
-              <w:top w:val="single" w:sz="4" w:space="0" w:color="auto"/>
-            </w:tcBorders>
-          </w:tcPr>
-          <w:p>
-            <w:pPr>
-              <w:pStyle w:val="PKU2"/>
-              <w:rPr>
-                <w:b/>
-                <w:szCs w:val="21"/>
-              </w:rPr>
-            </w:pPr>
-          </w:p>
-        </w:tc>
-        <w:tc>
-          <w:tcPr>
-            <w:tcW w:w="619" w:type="dxa"/>
-            <w:tcBorders>
-              <w:top w:val="single" w:sz="4" w:space="0" w:color="auto"/>
-            </w:tcBorders>
-          </w:tcPr>
-          <w:p>
-            <w:pPr>
-              <w:pStyle w:val="PKU2"/>
-              <w:rPr>
-                <w:szCs w:val="21"/>
-              </w:rPr>
-            </w:pPr>
-          </w:p>
-        </w:tc>
-        <w:tc>
-          <w:tcPr>
-            <w:tcW w:w="980" w:type="dxa"/>
-            <w:tcBorders>
-              <w:top w:val="single" w:sz="4" w:space="0" w:color="auto"/>
-            </w:tcBorders>
-            <w:noWrap/>
-            <w:hideMark/>
-          </w:tcPr>
-          <w:p>
-            <w:pPr>
-              <w:pStyle w:val="PKU2"/>
-              <w:rPr>
-                <w:szCs w:val="21"/>
-              </w:rPr>
-            </w:pPr>
-          </w:p>
-        </w:tc>
-        <w:tc>
-          <w:tcPr>
-            <w:tcW w:w="669" w:type="dxa"/>
-            <w:tcBorders>
-              <w:top w:val="single" w:sz="4" w:space="0" w:color="auto"/>
-            </w:tcBorders>
-            <w:noWrap/>
-            <w:hideMark/>
-          </w:tcPr>
-          <w:p>
-            <w:pPr>
-              <w:pStyle w:val="PKU2"/>
-              <w:rPr>
-                <w:b/>
-                <w:i/>
-                <w:szCs w:val="21"/>
-              </w:rPr>
-            </w:pPr>
-          </w:p>
-        </w:tc>
-        <w:tc>
-          <w:tcPr>
-            <w:tcW w:w="709" w:type="dxa"/>
-            <w:tcBorders>
-              <w:top w:val="single" w:sz="4" w:space="0" w:color="auto"/>
-            </w:tcBorders>
-            <w:noWrap/>
-            <w:hideMark/>
-          </w:tcPr>
-          <w:p>
-            <w:pPr>
-              <w:pStyle w:val="PKU2"/>
-              <w:rPr>
-                <w:b/>
-                <w:szCs w:val="21"/>
-              </w:rPr>
-            </w:pPr>
-          </w:p>
-        </w:tc>
-        <w:tc>
-          <w:tcPr>
-            <w:tcW w:w="627" w:type="dxa"/>
-            <w:tcBorders>
-              <w:top w:val="single" w:sz="4" w:space="0" w:color="auto"/>
-            </w:tcBorders>
-            <w:noWrap/>
-            <w:hideMark/>
-          </w:tcPr>
-          <w:p>
-            <w:pPr>
-              <w:pStyle w:val="PKU2"/>
-              <w:rPr>
-                <w:szCs w:val="21"/>
-              </w:rPr>
-            </w:pPr>
-          </w:p>
-        </w:tc>
-        <w:tc>
-          <w:tcPr>
-            <w:tcW w:w="993" w:type="dxa"/>
-            <w:tcBorders>
-              <w:top w:val="single" w:sz="4" w:space="0" w:color="auto"/>
-            </w:tcBorders>
-            <w:noWrap/>
-            <w:hideMark/>
-          </w:tcPr>
-          <w:p>
-            <w:pPr>
-              <w:pStyle w:val="PKU2"/>
-              <w:rPr>
-                <w:szCs w:val="21"/>
-              </w:rPr>
-            </w:pPr>
-          </w:p>
-        </w:tc>
-        <w:tc>
-          <w:tcPr>
-            <w:tcW w:w="648" w:type="dxa"/>
-            <w:tcBorders>
-              <w:top w:val="single" w:sz="4" w:space="0" w:color="auto"/>
-            </w:tcBorders>
-            <w:noWrap/>
-            <w:hideMark/>
-          </w:tcPr>
-          <w:p>
-            <w:pPr>
-              <w:pStyle w:val="PKU2"/>
-              <w:rPr>
-                <w:b/>
-                <w:i/>
-                <w:szCs w:val="21"/>
-              </w:rPr>
-            </w:pPr>
-          </w:p>
-        </w:tc>
-      </w:tr>
-      <w:tr>
-        <w:trPr>
-          <w:trHeight w:val="244"/>
-          <w:jc w:val="center"/>
-        </w:trPr>
-        <w:tc>
-          <w:tcPr>
-            <w:tcW w:w="482" w:type="dxa"/>
-            <w:noWrap/>
-            <w:hideMark/>
-          </w:tcPr>
-          <w:p>
-            <w:pPr>
-              <w:pStyle w:val="PKU1"/>
-            </w:pPr>
-          </w:p>
-        </w:tc>
-        <w:tc>
-          <w:tcPr>
-            <w:tcW w:w="652" w:type="dxa"/>
-            <w:noWrap/>
-            <w:hideMark/>
-          </w:tcPr>
-          <w:p>
-            <w:pPr>
-              <w:pStyle w:val="PKU2"/>
-              <w:rPr>
-                <w:szCs w:val="21"/>
-              </w:rPr>
-            </w:pPr>
-          </w:p>
-        </w:tc>
-        <w:tc>
-          <w:tcPr>
-            <w:tcW w:w="652" w:type="dxa"/>
-          </w:tcPr>
-          <w:p>
-            <w:pPr>
-              <w:pStyle w:val="PKU2"/>
-              <w:rPr>
-                <w:szCs w:val="21"/>
-              </w:rPr>
-            </w:pPr>
-          </w:p>
-        </w:tc>
-        <w:tc>
-          <w:tcPr>
-            <w:tcW w:w="980" w:type="dxa"/>
-          </w:tcPr>
-          <w:p>
-            <w:pPr>
-              <w:pStyle w:val="PKU2"/>
-              <w:rPr>
-                <w:szCs w:val="21"/>
-              </w:rPr>
-            </w:pPr>
-          </w:p>
-        </w:tc>
-        <w:tc>
-          <w:tcPr>
-            <w:tcW w:w="658" w:type="dxa"/>
-          </w:tcPr>
-          <w:p>
-            <w:pPr>
-              <w:pStyle w:val="PKU2"/>
-              <w:rPr>
-                <w:szCs w:val="21"/>
-              </w:rPr>
-            </w:pPr>
-          </w:p>
-        </w:tc>
-        <w:tc>
-          <w:tcPr>
-            <w:tcW w:w="685" w:type="dxa"/>
-          </w:tcPr>
-          <w:p>
-            <w:pPr>
-              <w:pStyle w:val="PKU2"/>
-              <w:rPr>
-                <w:szCs w:val="21"/>
-              </w:rPr>
-            </w:pPr>
-          </w:p>
-        </w:tc>
-        <w:tc>
-          <w:tcPr>
-            <w:tcW w:w="619" w:type="dxa"/>
-          </w:tcPr>
-          <w:p>
-            <w:pPr>
-              <w:pStyle w:val="PKU2"/>
-              <w:rPr>
-                <w:szCs w:val="21"/>
-              </w:rPr>
-            </w:pPr>
-          </w:p>
-        </w:tc>
-        <w:tc>
-          <w:tcPr>
-            <w:tcW w:w="980" w:type="dxa"/>
-            <w:noWrap/>
-            <w:hideMark/>
-          </w:tcPr>
-          <w:p>
-            <w:pPr>
-              <w:pStyle w:val="PKU2"/>
-              <w:rPr>
-                <w:szCs w:val="21"/>
-              </w:rPr>
-            </w:pPr>
-          </w:p>
-        </w:tc>
-        <w:tc>
-          <w:tcPr>
-            <w:tcW w:w="669" w:type="dxa"/>
-            <w:noWrap/>
-            <w:hideMark/>
-          </w:tcPr>
-          <w:p>
-            <w:pPr>
-              <w:pStyle w:val="PKU2"/>
-              <w:rPr>
-                <w:szCs w:val="21"/>
-              </w:rPr>
-            </w:pPr>
-          </w:p>
-        </w:tc>
-        <w:tc>
-          <w:tcPr>
-            <w:tcW w:w="709" w:type="dxa"/>
-            <w:noWrap/>
-            <w:hideMark/>
-          </w:tcPr>
-          <w:p>
-            <w:pPr>
-              <w:pStyle w:val="PKU2"/>
-              <w:rPr>
-                <w:szCs w:val="21"/>
-              </w:rPr>
-            </w:pPr>
-          </w:p>
-        </w:tc>
-        <w:tc>
-          <w:tcPr>
-            <w:tcW w:w="627" w:type="dxa"/>
-            <w:noWrap/>
-            <w:hideMark/>
-          </w:tcPr>
-          <w:p>
-            <w:pPr>
-              <w:pStyle w:val="PKU2"/>
-              <w:rPr>
-                <w:szCs w:val="21"/>
-              </w:rPr>
-            </w:pPr>
-          </w:p>
-        </w:tc>
-        <w:tc>
-          <w:tcPr>
-            <w:tcW w:w="993" w:type="dxa"/>
-            <w:noWrap/>
-            <w:hideMark/>
-          </w:tcPr>
-          <w:p>
-            <w:pPr>
-              <w:pStyle w:val="PKU2"/>
-              <w:rPr>
-                <w:szCs w:val="21"/>
-              </w:rPr>
-            </w:pPr>
-          </w:p>
-        </w:tc>
-        <w:tc>
-          <w:tcPr>
-            <w:tcW w:w="648" w:type="dxa"/>
-            <w:noWrap/>
-            <w:hideMark/>
-          </w:tcPr>
-          <w:p>
-            <w:pPr>
-              <w:pStyle w:val="PKU2"/>
-              <w:rPr>
-                <w:szCs w:val="21"/>
-              </w:rPr>
-            </w:pPr>
-          </w:p>
-        </w:tc>
-      </w:tr>
-    </w:tbl>
-    <w:p>
-      <w:pPr>
-        <w:pStyle w:val="PKU0"/>
-        <w:spacing w:before="156" w:after="156"/>
-        <w:ind w:firstLine="480"/>
-      </w:pPr>
-    </w:p>
-    <w:p>
-      <w:pPr>
-        <w:pStyle w:val="PKU0"/>
-        <w:spacing w:before="156" w:after="156"/>
-        <w:ind w:firstLine="480"/>
-      </w:pPr>
-    </w:p>
-    <w:p>
-      <w:pPr>
-        <w:pStyle w:val="PKU0"/>
-        <w:spacing w:before="156" w:after="156"/>
-        <w:ind w:firstLine="480"/>
-        <w:sectPr>
-          <w:footnotePr>
-            <w:numFmt w:val="decimalEnclosedCircleChinese"/>
-            <w:numRestart w:val="eachPage"/>
-          </w:footnotePr>
-          <w:pgSz w:w="11906" w:h="16838"/>
-          <w:pgMar w:top="1701" w:right="1474" w:bottom="1418" w:left="1474" w:header="851" w:footer="992" w:gutter="0"/>
-          <w:cols w:space="425"/>
-          <w:docGrid w:type="lines" w:linePitch="312"/>
-        </w:sectPr>
-      </w:pPr>
-    </w:p>
-    <w:p>
-      <w:pPr>
-        <w:pStyle w:val="1"/>
-      </w:pPr>
-      <w:bookmarkStart w:id="170" w:name="_Toc100083165"/>
-      <w:bookmarkStart w:id="171" w:name="_Toc100236951"/>
-      <w:bookmarkStart w:id="172" w:name="_Toc100237421"/>
-      <w:bookmarkStart w:id="173" w:name="_Toc100240897"/>
-      <w:bookmarkStart w:id="174" w:name="_Toc100240977"/>
-      <w:bookmarkStart w:id="175" w:name="_Toc172543446"/>
-      <w:r>
-        <w:rPr>
-          <w:rFonts w:hint="eastAsia"/>
-        </w:rPr>
-        <w:lastRenderedPageBreak/>
-      </w:r>
-      <w:bookmarkEnd w:id="170"/>
-      <w:bookmarkEnd w:id="171"/>
-      <w:bookmarkEnd w:id="172"/>
-      <w:bookmarkEnd w:id="173"/>
-      <w:bookmarkEnd w:id="174"/>
-      <w:bookmarkEnd w:id="175"/>
-    </w:p>
-    <w:p>
-      <w:pPr>
-        <w:pStyle w:val="2"/>
-      </w:pPr>
-      <w:bookmarkStart w:id="176" w:name="_Toc100083166"/>
-      <w:bookmarkStart w:id="177" w:name="_Toc100236952"/>
-      <w:bookmarkStart w:id="178" w:name="_Toc100237422"/>
-      <w:bookmarkStart w:id="179" w:name="_Toc100240898"/>
-      <w:bookmarkStart w:id="180" w:name="_Toc100240978"/>
-      <w:bookmarkStart w:id="181" w:name="_Toc172543447"/>
-      <w:bookmarkEnd w:id="176"/>
-      <w:bookmarkEnd w:id="177"/>
-      <w:bookmarkEnd w:id="178"/>
-      <w:bookmarkEnd w:id="179"/>
-      <w:bookmarkEnd w:id="180"/>
-      <w:bookmarkEnd w:id="181"/>
-    </w:p>
-    <w:p>
-      <w:pPr>
-        <w:pStyle w:val="PKU0"/>
-        <w:spacing w:before="156" w:after="156"/>
-        <w:ind w:firstLine="480"/>
-      </w:pPr>
-    </w:p>
-    <w:p>
-      <w:pPr>
-        <w:pStyle w:val="2"/>
-      </w:pPr>
-      <w:bookmarkStart w:id="182" w:name="_Toc172543448"/>
-      <w:bookmarkEnd w:id="182"/>
-    </w:p>
-    <w:p>
-      <w:pPr>
-        <w:pStyle w:val="PKU0"/>
-        <w:spacing w:before="156" w:after="156"/>
-        <w:ind w:firstLine="480"/>
-      </w:pPr>
-    </w:p>
-    <w:p>
-      <w:pPr>
-        <w:pStyle w:val="PKU0"/>
-        <w:spacing w:before="156" w:after="156"/>
-        <w:ind w:firstLine="480"/>
-      </w:pPr>
-    </w:p>
-    <w:p>
-      <w:pPr>
         <w:pStyle w:val="PKU0"/>
         <w:spacing w:before="156" w:after="156"/>
         <w:ind w:firstLine="480"/>
@@ -10649,57 +7670,7 @@
         </w:sdtContent>
       </w:sdt>
     </w:p>
-    <w:p>
-      <w:pPr>
-        <w:pStyle w:val="PKUf2"/>
-        <w:ind w:left="420" w:hanging="420"/>
-      </w:pPr>
-      <w:proofErr w:type="spellStart"/>
-      <w:proofErr w:type="spellEnd"/>
-    </w:p>
-    <w:p>
-      <w:pPr>
-        <w:pStyle w:val="PKUf2"/>
-        <w:ind w:left="420" w:hanging="420"/>
-      </w:pPr>
-    </w:p>
-    <w:p>
-      <w:pPr>
-        <w:pStyle w:val="PKUf2"/>
-        <w:ind w:left="420" w:hanging="420"/>
-      </w:pPr>
-      <w:bookmarkStart w:id="187" w:name="_Hlk187356523"/>
-    </w:p>
-    <w:p>
-      <w:pPr>
-        <w:pStyle w:val="PKUf2"/>
-        <w:ind w:left="420" w:hanging="420"/>
-      </w:pPr>
-      <w:proofErr w:type="spellStart"/>
-      <w:proofErr w:type="spellEnd"/>
-    </w:p>
     <w:bookmarkEnd w:id="187"/>
-    <w:p>
-      <w:pPr>
-        <w:pStyle w:val="PKUf2"/>
-        <w:ind w:left="420" w:hanging="420"/>
-      </w:pPr>
-    </w:p>
-    <w:p>
-      <w:pPr>
-        <w:pStyle w:val="PKUf2"/>
-        <w:ind w:left="420" w:hanging="420"/>
-      </w:pPr>
-    </w:p>
-    <w:p>
-      <w:pPr>
-        <w:pStyle w:val="PKUf2"/>
-        <w:ind w:left="420" w:hanging="420"/>
-        <w:rPr>
-          <w:rFonts w:hint="eastAsia"/>
-        </w:rPr>
-      </w:pPr>
-    </w:p>
     <w:p>
       <w:pPr>
         <w:pStyle w:val="PKUf2"/>
@@ -11083,149 +8054,6 @@
           </w:r>
         </w:sdtContent>
       </w:sdt>
-    </w:p>
-    <w:p>
-      <w:pPr>
-        <w:pStyle w:val="PKU0"/>
-        <w:spacing w:before="156" w:after="156"/>
-        <w:ind w:firstLine="480"/>
-      </w:pPr>
-    </w:p>
-    <w:p>
-      <w:pPr>
-        <w:pStyle w:val="PKU0"/>
-        <w:spacing w:before="156" w:after="156"/>
-        <w:ind w:firstLine="480"/>
-      </w:pPr>
-    </w:p>
-    <w:p>
-      <w:pPr>
-        <w:pStyle w:val="PKU0"/>
-        <w:spacing w:before="156" w:after="156"/>
-        <w:ind w:firstLine="480"/>
-      </w:pPr>
-    </w:p>
-    <w:p>
-      <w:pPr>
-        <w:pStyle w:val="PKU0"/>
-        <w:spacing w:before="156" w:after="156"/>
-        <w:ind w:firstLine="480"/>
-      </w:pPr>
-    </w:p>
-    <w:p>
-      <w:pPr>
-        <w:pStyle w:val="PKU0"/>
-        <w:spacing w:before="156" w:after="156"/>
-        <w:ind w:firstLine="480"/>
-      </w:pPr>
-    </w:p>
-    <w:p>
-      <w:pPr>
-        <w:pStyle w:val="PKU0"/>
-        <w:spacing w:before="156" w:after="156"/>
-        <w:ind w:firstLine="480"/>
-      </w:pPr>
-    </w:p>
-    <w:p>
-      <w:pPr>
-        <w:pStyle w:val="PKU0"/>
-        <w:spacing w:before="156" w:after="156"/>
-        <w:ind w:firstLine="480"/>
-      </w:pPr>
-      <w:proofErr w:type="spellStart"/>
-      <w:proofErr w:type="spellEnd"/>
-    </w:p>
-    <w:p>
-      <w:pPr>
-        <w:pStyle w:val="PKU0"/>
-        <w:spacing w:before="156" w:after="156"/>
-        <w:ind w:firstLine="480"/>
-      </w:pPr>
-    </w:p>
-    <w:p>
-      <w:pPr>
-        <w:pStyle w:val="PKU0"/>
-        <w:spacing w:before="156" w:after="156"/>
-        <w:ind w:firstLine="480"/>
-      </w:pPr>
-    </w:p>
-    <w:p>
-      <w:pPr>
-        <w:pStyle w:val="PKU0"/>
-        <w:spacing w:before="156" w:after="156"/>
-        <w:ind w:firstLine="480"/>
-      </w:pPr>
-    </w:p>
-    <w:p>
-      <w:pPr>
-        <w:pStyle w:val="PKU0"/>
-        <w:spacing w:before="156" w:after="156"/>
-        <w:ind w:firstLine="480"/>
-      </w:pPr>
-    </w:p>
-    <w:p>
-      <w:pPr>
-        <w:pStyle w:val="PKU0"/>
-        <w:spacing w:before="156" w:after="156"/>
-        <w:ind w:firstLine="480"/>
-      </w:pPr>
-    </w:p>
-    <w:p>
-      <w:pPr>
-        <w:pStyle w:val="PKU0"/>
-        <w:spacing w:before="156" w:after="156"/>
-        <w:ind w:firstLine="480"/>
-      </w:pPr>
-    </w:p>
-    <w:p>
-      <w:pPr>
-        <w:pStyle w:val="PKU0"/>
-        <w:spacing w:before="156" w:after="156"/>
-        <w:ind w:firstLine="480"/>
-      </w:pPr>
-    </w:p>
-    <w:p>
-      <w:pPr>
-        <w:pStyle w:val="PKU0"/>
-        <w:spacing w:before="156" w:after="156"/>
-        <w:ind w:firstLine="480"/>
-      </w:pPr>
-    </w:p>
-    <w:p>
-      <w:pPr>
-        <w:pStyle w:val="PKU0"/>
-        <w:spacing w:before="156" w:after="156"/>
-        <w:ind w:firstLine="480"/>
-      </w:pPr>
-      <w:bookmarkStart w:id="200" w:name="_Toc414886966"/>
-      <w:bookmarkStart w:id="201" w:name="_Toc100083173"/>
-    </w:p>
-    <w:p>
-      <w:pPr>
-        <w:pStyle w:val="PKU0"/>
-        <w:spacing w:before="156" w:after="156"/>
-        <w:ind w:firstLine="480"/>
-      </w:pPr>
-      <w:r>
-        <w:rPr>
-          <w:rFonts w:hint="eastAsia"/>
-        </w:rPr>
-        <w:lastRenderedPageBreak/>
-      </w:r>
-    </w:p>
-    <w:p>
-      <w:pPr>
-        <w:pStyle w:val="PKU0"/>
-        <w:spacing w:before="156" w:after="156"/>
-        <w:ind w:firstLine="480"/>
-      </w:pPr>
-    </w:p>
-    <w:p>
-      <w:pPr>
-        <w:pStyle w:val="PKU0"/>
-        <w:spacing w:before="156" w:after="156"/>
-        <w:ind w:firstLine="480"/>
-      </w:pPr>
     </w:p>
     <w:p>
       <w:pPr>
